--- a/video-film-editing/output/04 3.3a Rangka Nota Pembelajaran/3.3a-03 Rangka Nota Pembelajaran C03 OFFLINE VISUAL EDITING (IT-072).docx
+++ b/video-film-editing/output/04 3.3a Rangka Nota Pembelajaran/3.3a-03 Rangka Nota Pembelajaran C03 OFFLINE VISUAL EDITING (IT-072).docx
@@ -22,7 +22,7 @@
           <w:szCs w:val="24"/>
           <w:lang w:val="pt-BR"/>
         </w:rPr>
-        <w:t>3.3a Rangka Nota Pembelajaran — IT-072-3:2012-C03 Offline Visual Editing</w:t>
+        <w:t>RANGKA NOTA PEMBELAJARAN — IT-072-3:2012-C03 Offline Visual Editing</w:t>
       </w:r>
     </w:p>
     <w:tbl>
@@ -175,49 +175,879 @@
     </w:tbl>
     <w:p/>
     <w:p>
-      <w:pPr>
-        <w:pStyle w:val="Heading2"/>
-      </w:pPr>
       <w:r>
-        <w:t>WA1: Perform shot selection (IT-072-3:2012-C03-W01)</w:t>
+        <w:rPr>
+          <w:b/>
+          <w:sz w:val="24"/>
+        </w:rPr>
+        <w:t>Aktiviti Kerja 1: Perform shot selection  (IT-072-3:2012-C03-W01)</w:t>
       </w:r>
     </w:p>
+    <w:p>
+      <w:r>
+        <w:t>Rangka topik (Bab dan sub-topik):</w:t>
+      </w:r>
+    </w:p>
+    <w:tbl>
+      <w:tblPr>
+        <w:tblW w:type="auto" w:w="0"/>
+        <w:tblLook w:firstColumn="1" w:firstRow="1" w:lastColumn="0" w:lastRow="0" w:noHBand="0" w:noVBand="1" w:val="04A0"/>
+      </w:tblPr>
+      <w:tblGrid>
+        <w:gridCol w:w="4513"/>
+        <w:gridCol w:w="4513"/>
+      </w:tblGrid>
+      <w:tr>
+        <w:tc>
+          <w:tcPr>
+            <w:tcW w:type="dxa" w:w="4513"/>
+          </w:tcPr>
+          <w:p>
+            <w:r>
+              <w:rPr>
+                <w:b/>
+              </w:rPr>
+              <w:t>Bab</w:t>
+            </w:r>
+          </w:p>
+        </w:tc>
+        <w:tc>
+          <w:tcPr>
+            <w:tcW w:type="dxa" w:w="4513"/>
+          </w:tcPr>
+          <w:p>
+            <w:r>
+              <w:rPr>
+                <w:b/>
+              </w:rPr>
+              <w:t>Sub-topik</w:t>
+            </w:r>
+          </w:p>
+        </w:tc>
+      </w:tr>
+      <w:tr>
+        <w:tc>
+          <w:tcPr>
+            <w:tcW w:type="dxa" w:w="4513"/>
+          </w:tcPr>
+          <w:p>
+            <w:r>
+              <w:t>Bab 1: Editing Software</w:t>
+            </w:r>
+          </w:p>
+        </w:tc>
+        <w:tc>
+          <w:tcPr>
+            <w:tcW w:type="dxa" w:w="4513"/>
+          </w:tcPr>
+          <w:p>
+            <w:r>
+              <w:t>1. Perisian NLE dalam Industri</w:t>
+              <w:br/>
+              <w:t>2. Ciri Utama untuk Pemilihan Shot</w:t>
+              <w:br/>
+              <w:t>3. Amalan Studio</w:t>
+            </w:r>
+          </w:p>
+        </w:tc>
+      </w:tr>
+      <w:tr>
+        <w:tc>
+          <w:tcPr>
+            <w:tcW w:type="dxa" w:w="4513"/>
+          </w:tcPr>
+          <w:p>
+            <w:r>
+              <w:t>Bab 2: Bins Arrangement</w:t>
+            </w:r>
+          </w:p>
+        </w:tc>
+        <w:tc>
+          <w:tcPr>
+            <w:tcW w:type="dxa" w:w="4513"/>
+          </w:tcPr>
+          <w:p>
+            <w:r>
+              <w:t>1. Definisi dan Fungsi Bin</w:t>
+              <w:br/>
+              <w:t>2. Struktur Bin Standard Industri</w:t>
+              <w:br/>
+              <w:t>3. Kaitan dengan Proses Kerja (P05)</w:t>
+            </w:r>
+          </w:p>
+        </w:tc>
+      </w:tr>
+      <w:tr>
+        <w:tc>
+          <w:tcPr>
+            <w:tcW w:type="dxa" w:w="4513"/>
+          </w:tcPr>
+          <w:p>
+            <w:r>
+              <w:t>Bab 3: Good Shots</w:t>
+            </w:r>
+          </w:p>
+        </w:tc>
+        <w:tc>
+          <w:tcPr>
+            <w:tcW w:type="dxa" w:w="4513"/>
+          </w:tcPr>
+          <w:p>
+            <w:r>
+              <w:t>1. Kriteria Penilaian Good Shot</w:t>
+              <w:br/>
+              <w:t>2. Pengendalian Shot "No Good (NG)"</w:t>
+            </w:r>
+          </w:p>
+        </w:tc>
+      </w:tr>
+      <w:tr>
+        <w:tc>
+          <w:tcPr>
+            <w:tcW w:type="dxa" w:w="4513"/>
+          </w:tcPr>
+          <w:p>
+            <w:r>
+              <w:t>Bab 4: Footages Material — Tape dan Tapeless</w:t>
+            </w:r>
+          </w:p>
+        </w:tc>
+        <w:tc>
+          <w:tcPr>
+            <w:tcW w:type="dxa" w:w="4513"/>
+          </w:tcPr>
+          <w:p>
+            <w:r>
+              <w:t>1. Format Tape (Berasaskan Pita)</w:t>
+              <w:br/>
+              <w:t>2. Format Tapeless (Berasaskan Kad Memori)</w:t>
+              <w:br/>
+              <w:t>3. Perbezaan Kaedah Ingest</w:t>
+            </w:r>
+          </w:p>
+        </w:tc>
+      </w:tr>
+      <w:tr>
+        <w:tc>
+          <w:tcPr>
+            <w:tcW w:type="dxa" w:w="4513"/>
+          </w:tcPr>
+          <w:p>
+            <w:r>
+              <w:t>Bab 5: Script</w:t>
+            </w:r>
+          </w:p>
+        </w:tc>
+        <w:tc>
+          <w:tcPr>
+            <w:tcW w:type="dxa" w:w="4513"/>
+          </w:tcPr>
+          <w:p>
+            <w:r>
+              <w:t>1. Fungsi Skrip dalam Pemilihan Shot</w:t>
+              <w:br/>
+              <w:t>2. Contoh Studio: Kesan Pemilihan Tanpa Skrip</w:t>
+            </w:r>
+          </w:p>
+        </w:tc>
+      </w:tr>
+      <w:tr>
+        <w:tc>
+          <w:tcPr>
+            <w:tcW w:type="dxa" w:w="4513"/>
+          </w:tcPr>
+          <w:p>
+            <w:r>
+              <w:t>Bab 6: Continuity Sheet</w:t>
+            </w:r>
+          </w:p>
+        </w:tc>
+        <w:tc>
+          <w:tcPr>
+            <w:tcW w:type="dxa" w:w="4513"/>
+          </w:tcPr>
+          <w:p>
+            <w:r>
+              <w:t>1. Kandungan Continuity Sheet</w:t>
+              <w:br/>
+              <w:t>2. Contoh Studio: Catatan Pengarah</w:t>
+              <w:br/>
+              <w:t>3. Kegunaan Semasa Pemilihan Shot</w:t>
+            </w:r>
+          </w:p>
+        </w:tc>
+      </w:tr>
+      <w:tr>
+        <w:tc>
+          <w:tcPr>
+            <w:tcW w:type="dxa" w:w="4513"/>
+          </w:tcPr>
+          <w:p>
+            <w:r>
+              <w:t>Bab 7: Shooting Board</w:t>
+            </w:r>
+          </w:p>
+        </w:tc>
+        <w:tc>
+          <w:tcPr>
+            <w:tcW w:type="dxa" w:w="4513"/>
+          </w:tcPr>
+          <w:p>
+            <w:r>
+              <w:t>1. Definisi dan Fungsi</w:t>
+              <w:br/>
+              <w:t>2. Kegunaan Semasa Pemilihan Shot</w:t>
+            </w:r>
+          </w:p>
+        </w:tc>
+      </w:tr>
+      <w:tr>
+        <w:tc>
+          <w:tcPr>
+            <w:tcW w:type="dxa" w:w="4513"/>
+          </w:tcPr>
+          <w:p>
+            <w:r>
+              <w:t>Bab 8: DIT (Digital Imaging Technician) Sheet</w:t>
+            </w:r>
+          </w:p>
+        </w:tc>
+        <w:tc>
+          <w:tcPr>
+            <w:tcW w:type="dxa" w:w="4513"/>
+          </w:tcPr>
+          <w:p>
+            <w:r>
+              <w:t>1. Kandungan DIT Sheet</w:t>
+              <w:br/>
+              <w:t>2. Kegunaan Semasa Pemilihan Shot</w:t>
+            </w:r>
+          </w:p>
+        </w:tc>
+      </w:tr>
+    </w:tbl>
     <w:p/>
     <w:p>
-      <w:pPr>
-        <w:pStyle w:val="Heading2"/>
-      </w:pPr>
       <w:r>
-        <w:t>WA2: Perform sequence timeline editing (IT-072-3:2012-C03-W02)</w:t>
+        <w:rPr>
+          <w:b/>
+          <w:sz w:val="24"/>
+        </w:rPr>
+        <w:t>Aktiviti Kerja 2: Perform sequence timeline editing  (IT-072-3:2012-C03-W02)</w:t>
       </w:r>
     </w:p>
+    <w:p>
+      <w:r>
+        <w:t>Rangka topik (Bab dan sub-topik):</w:t>
+      </w:r>
+    </w:p>
+    <w:tbl>
+      <w:tblPr>
+        <w:tblW w:type="auto" w:w="0"/>
+        <w:tblLook w:firstColumn="1" w:firstRow="1" w:lastColumn="0" w:lastRow="0" w:noHBand="0" w:noVBand="1" w:val="04A0"/>
+      </w:tblPr>
+      <w:tblGrid>
+        <w:gridCol w:w="4513"/>
+        <w:gridCol w:w="4513"/>
+      </w:tblGrid>
+      <w:tr>
+        <w:tc>
+          <w:tcPr>
+            <w:tcW w:type="dxa" w:w="4513"/>
+          </w:tcPr>
+          <w:p>
+            <w:r>
+              <w:rPr>
+                <w:b/>
+              </w:rPr>
+              <w:t>Bab</w:t>
+            </w:r>
+          </w:p>
+        </w:tc>
+        <w:tc>
+          <w:tcPr>
+            <w:tcW w:type="dxa" w:w="4513"/>
+          </w:tcPr>
+          <w:p>
+            <w:r>
+              <w:rPr>
+                <w:b/>
+              </w:rPr>
+              <w:t>Sub-topik</w:t>
+            </w:r>
+          </w:p>
+        </w:tc>
+      </w:tr>
+      <w:tr>
+        <w:tc>
+          <w:tcPr>
+            <w:tcW w:type="dxa" w:w="4513"/>
+          </w:tcPr>
+          <w:p>
+            <w:r>
+              <w:t>Bab 1: Technique of Editing</w:t>
+            </w:r>
+          </w:p>
+        </w:tc>
+        <w:tc>
+          <w:tcPr>
+            <w:tcW w:type="dxa" w:w="4513"/>
+          </w:tcPr>
+          <w:p>
+            <w:r>
+              <w:t>1. Lapan Teknik Editing Utama</w:t>
+              <w:br/>
+              <w:t>2. Memilih Teknik Mengikut Genre</w:t>
+            </w:r>
+          </w:p>
+        </w:tc>
+      </w:tr>
+      <w:tr>
+        <w:tc>
+          <w:tcPr>
+            <w:tcW w:type="dxa" w:w="4513"/>
+          </w:tcPr>
+          <w:p>
+            <w:r>
+              <w:t>Bab 2: Good Shots</w:t>
+            </w:r>
+          </w:p>
+        </w:tc>
+        <w:tc>
+          <w:tcPr>
+            <w:tcW w:type="dxa" w:w="4513"/>
+          </w:tcPr>
+          <w:p>
+            <w:r>
+              <w:t>1. Penilaian Semula Shot dalam Konteks Sequence</w:t>
+              <w:br/>
+              <w:t>2. Contoh Studio: Isu Continuity</w:t>
+            </w:r>
+          </w:p>
+        </w:tc>
+      </w:tr>
+      <w:tr>
+        <w:tc>
+          <w:tcPr>
+            <w:tcW w:type="dxa" w:w="4513"/>
+          </w:tcPr>
+          <w:p>
+            <w:r>
+              <w:t>Bab 3: Script</w:t>
+            </w:r>
+          </w:p>
+        </w:tc>
+        <w:tc>
+          <w:tcPr>
+            <w:tcW w:type="dxa" w:w="4513"/>
+          </w:tcPr>
+          <w:p>
+            <w:r>
+              <w:t>1. Skrip sebagai Rujukan Turutan</w:t>
+              <w:br/>
+              <w:t>2. Penanda Aras Kelengkapan</w:t>
+            </w:r>
+          </w:p>
+        </w:tc>
+      </w:tr>
+      <w:tr>
+        <w:tc>
+          <w:tcPr>
+            <w:tcW w:type="dxa" w:w="4513"/>
+          </w:tcPr>
+          <w:p>
+            <w:r>
+              <w:t>Bab 4: Shooting Board</w:t>
+            </w:r>
+          </w:p>
+        </w:tc>
+        <w:tc>
+          <w:tcPr>
+            <w:tcW w:type="dxa" w:w="4513"/>
+          </w:tcPr>
+          <w:p>
+            <w:r>
+              <w:t>1. Pengesahan Susunan Shot</w:t>
+              <w:br/>
+              <w:t>2. Contoh Studio: Adegan Kompleks</w:t>
+            </w:r>
+          </w:p>
+        </w:tc>
+      </w:tr>
+      <w:tr>
+        <w:tc>
+          <w:tcPr>
+            <w:tcW w:type="dxa" w:w="4513"/>
+          </w:tcPr>
+          <w:p>
+            <w:r>
+              <w:t>Bab 5: Editing Software</w:t>
+            </w:r>
+          </w:p>
+        </w:tc>
+        <w:tc>
+          <w:tcPr>
+            <w:tcW w:type="dxa" w:w="4513"/>
+          </w:tcPr>
+          <w:p>
+            <w:r>
+              <w:t>1. Ciri Utama Perisian NLE</w:t>
+              <w:br/>
+              <w:t>2. Kemahiran Teras Trim</w:t>
+            </w:r>
+          </w:p>
+        </w:tc>
+      </w:tr>
+    </w:tbl>
     <w:p/>
     <w:p>
-      <w:pPr>
-        <w:pStyle w:val="Heading2"/>
-      </w:pPr>
       <w:r>
-        <w:t>WA3: Perform sequence timeline repairing (IT-072-3:2012-C03-W03)</w:t>
+        <w:rPr>
+          <w:b/>
+          <w:sz w:val="24"/>
+        </w:rPr>
+        <w:t>Aktiviti Kerja 3: Perform sequence timeline repairing  (IT-072-3:2012-C03-W03)</w:t>
       </w:r>
     </w:p>
+    <w:p>
+      <w:r>
+        <w:t>Rangka topik (Bab dan sub-topik):</w:t>
+      </w:r>
+    </w:p>
+    <w:tbl>
+      <w:tblPr>
+        <w:tblW w:type="auto" w:w="0"/>
+        <w:tblLook w:firstColumn="1" w:firstRow="1" w:lastColumn="0" w:lastRow="0" w:noHBand="0" w:noVBand="1" w:val="04A0"/>
+      </w:tblPr>
+      <w:tblGrid>
+        <w:gridCol w:w="4513"/>
+        <w:gridCol w:w="4513"/>
+      </w:tblGrid>
+      <w:tr>
+        <w:tc>
+          <w:tcPr>
+            <w:tcW w:type="dxa" w:w="4513"/>
+          </w:tcPr>
+          <w:p>
+            <w:r>
+              <w:rPr>
+                <w:b/>
+              </w:rPr>
+              <w:t>Bab</w:t>
+            </w:r>
+          </w:p>
+        </w:tc>
+        <w:tc>
+          <w:tcPr>
+            <w:tcW w:type="dxa" w:w="4513"/>
+          </w:tcPr>
+          <w:p>
+            <w:r>
+              <w:rPr>
+                <w:b/>
+              </w:rPr>
+              <w:t>Sub-topik</w:t>
+            </w:r>
+          </w:p>
+        </w:tc>
+      </w:tr>
+      <w:tr>
+        <w:tc>
+          <w:tcPr>
+            <w:tcW w:type="dxa" w:w="4513"/>
+          </w:tcPr>
+          <w:p>
+            <w:r>
+              <w:t>Bab 1: Technique of Editing</w:t>
+            </w:r>
+          </w:p>
+        </w:tc>
+        <w:tc>
+          <w:tcPr>
+            <w:tcW w:type="dxa" w:w="4513"/>
+          </w:tcPr>
+          <w:p>
+            <w:r>
+              <w:t>1. Penilaian Semula Teknik Editing</w:t>
+              <w:br/>
+              <w:t>2. Contoh Studio: Montage Tidak Sepadan Tempo</w:t>
+            </w:r>
+          </w:p>
+        </w:tc>
+      </w:tr>
+      <w:tr>
+        <w:tc>
+          <w:tcPr>
+            <w:tcW w:type="dxa" w:w="4513"/>
+          </w:tcPr>
+          <w:p>
+            <w:r>
+              <w:t>Bab 2: Good Shots</w:t>
+            </w:r>
+          </w:p>
+        </w:tc>
+        <w:tc>
+          <w:tcPr>
+            <w:tcW w:type="dxa" w:w="4513"/>
+          </w:tcPr>
+          <w:p>
+            <w:r>
+              <w:t>1. Penilaian Semula dalam Konteks Sequence Penuh</w:t>
+              <w:br/>
+              <w:t>2. Contoh Studio: Kelemahan yang Terserlah</w:t>
+            </w:r>
+          </w:p>
+        </w:tc>
+      </w:tr>
+      <w:tr>
+        <w:tc>
+          <w:tcPr>
+            <w:tcW w:type="dxa" w:w="4513"/>
+          </w:tcPr>
+          <w:p>
+            <w:r>
+              <w:t>Bab 3: Script</w:t>
+            </w:r>
+          </w:p>
+        </w:tc>
+        <w:tc>
+          <w:tcPr>
+            <w:tcW w:type="dxa" w:w="4513"/>
+          </w:tcPr>
+          <w:p>
+            <w:r>
+              <w:t>1. Skrip sebagai Senarai Semak</w:t>
+              <w:br/>
+              <w:t>2. Tujuan Semakan</w:t>
+            </w:r>
+          </w:p>
+        </w:tc>
+      </w:tr>
+      <w:tr>
+        <w:tc>
+          <w:tcPr>
+            <w:tcW w:type="dxa" w:w="4513"/>
+          </w:tcPr>
+          <w:p>
+            <w:r>
+              <w:t>Bab 4: Shooting Board</w:t>
+            </w:r>
+          </w:p>
+        </w:tc>
+        <w:tc>
+          <w:tcPr>
+            <w:tcW w:type="dxa" w:w="4513"/>
+          </w:tcPr>
+          <w:p>
+            <w:r>
+              <w:t>1. Fungsi Pengesahan</w:t>
+              <w:br/>
+              <w:t>2. Contoh Studio: Adegan Kompleks</w:t>
+            </w:r>
+          </w:p>
+        </w:tc>
+      </w:tr>
+      <w:tr>
+        <w:tc>
+          <w:tcPr>
+            <w:tcW w:type="dxa" w:w="4513"/>
+          </w:tcPr>
+          <w:p>
+            <w:r>
+              <w:t>Bab 5: Editing Software</w:t>
+            </w:r>
+          </w:p>
+        </w:tc>
+        <w:tc>
+          <w:tcPr>
+            <w:tcW w:type="dxa" w:w="4513"/>
+          </w:tcPr>
+          <w:p>
+            <w:r>
+              <w:t>1. Operasi Trim Lanjutan</w:t>
+              <w:br/>
+              <w:t>2. Kefasihan Merentas Perisian</w:t>
+            </w:r>
+          </w:p>
+        </w:tc>
+      </w:tr>
+      <w:tr>
+        <w:tc>
+          <w:tcPr>
+            <w:tcW w:type="dxa" w:w="4513"/>
+          </w:tcPr>
+          <w:p>
+            <w:r>
+              <w:t>Bab 6: Timeline Trimming</w:t>
+            </w:r>
+          </w:p>
+        </w:tc>
+        <w:tc>
+          <w:tcPr>
+            <w:tcW w:type="dxa" w:w="4513"/>
+          </w:tcPr>
+          <w:p>
+            <w:r>
+              <w:t>1. Empat Aspek Timeline Trimming</w:t>
+              <w:br/>
+              <w:t>2. Amalan Studio: Safety Copy</w:t>
+            </w:r>
+          </w:p>
+        </w:tc>
+      </w:tr>
+    </w:tbl>
     <w:p/>
     <w:p>
-      <w:pPr>
-        <w:pStyle w:val="Heading2"/>
-      </w:pPr>
       <w:r>
-        <w:t>WA4: Apply Audio Visual (AV) elements (IT-072-3:2012-C03-W04)</w:t>
+        <w:rPr>
+          <w:b/>
+          <w:sz w:val="24"/>
+        </w:rPr>
+        <w:t>Aktiviti Kerja 4: Apply Audio Visual (AV) elements  (IT-072-3:2012-C03-W04)</w:t>
       </w:r>
     </w:p>
+    <w:p>
+      <w:r>
+        <w:t>Rangka topik (Bab dan sub-topik):</w:t>
+      </w:r>
+    </w:p>
+    <w:tbl>
+      <w:tblPr>
+        <w:tblW w:type="auto" w:w="0"/>
+        <w:tblLook w:firstColumn="1" w:firstRow="1" w:lastColumn="0" w:lastRow="0" w:noHBand="0" w:noVBand="1" w:val="04A0"/>
+      </w:tblPr>
+      <w:tblGrid>
+        <w:gridCol w:w="4513"/>
+        <w:gridCol w:w="4513"/>
+      </w:tblGrid>
+      <w:tr>
+        <w:tc>
+          <w:tcPr>
+            <w:tcW w:type="dxa" w:w="4513"/>
+          </w:tcPr>
+          <w:p>
+            <w:r>
+              <w:rPr>
+                <w:b/>
+              </w:rPr>
+              <w:t>Bab</w:t>
+            </w:r>
+          </w:p>
+        </w:tc>
+        <w:tc>
+          <w:tcPr>
+            <w:tcW w:type="dxa" w:w="4513"/>
+          </w:tcPr>
+          <w:p>
+            <w:r>
+              <w:rPr>
+                <w:b/>
+              </w:rPr>
+              <w:t>Sub-topik</w:t>
+            </w:r>
+          </w:p>
+        </w:tc>
+      </w:tr>
+      <w:tr>
+        <w:tc>
+          <w:tcPr>
+            <w:tcW w:type="dxa" w:w="4513"/>
+          </w:tcPr>
+          <w:p>
+            <w:r>
+              <w:t>Bab 1: Audio Visual (AV) Elements</w:t>
+            </w:r>
+          </w:p>
+        </w:tc>
+        <w:tc>
+          <w:tcPr>
+            <w:tcW w:type="dxa" w:w="4513"/>
+          </w:tcPr>
+          <w:p>
+            <w:r>
+              <w:t>1. Lima Kategori Elemen AV</w:t>
+              <w:br/>
+              <w:t>2. Contoh Studio: Penggunaan Placeholder</w:t>
+            </w:r>
+          </w:p>
+        </w:tc>
+      </w:tr>
+      <w:tr>
+        <w:tc>
+          <w:tcPr>
+            <w:tcW w:type="dxa" w:w="4513"/>
+          </w:tcPr>
+          <w:p>
+            <w:r>
+              <w:t>Bab 2: Audio Visual (AV) Specification</w:t>
+            </w:r>
+          </w:p>
+        </w:tc>
+        <w:tc>
+          <w:tcPr>
+            <w:tcW w:type="dxa" w:w="4513"/>
+          </w:tcPr>
+          <w:p>
+            <w:r>
+              <w:t>1. Perbandingan Spesifikasi AV</w:t>
+              <w:br/>
+              <w:t>2. Contoh Studio: Kesan Kesilapan Spesifikasi</w:t>
+            </w:r>
+          </w:p>
+        </w:tc>
+      </w:tr>
+    </w:tbl>
     <w:p/>
     <w:p>
-      <w:pPr>
-        <w:pStyle w:val="Heading2"/>
-      </w:pPr>
       <w:r>
-        <w:t>WA5: Produce final offline (IT-072-3:2012-C03-W05)</w:t>
+        <w:rPr>
+          <w:b/>
+          <w:sz w:val="24"/>
+        </w:rPr>
+        <w:t>Aktiviti Kerja 5: Produce final offline  (IT-072-3:2012-C03-W05)</w:t>
       </w:r>
     </w:p>
+    <w:p>
+      <w:r>
+        <w:t>Rangka topik (Bab dan sub-topik):</w:t>
+      </w:r>
+    </w:p>
+    <w:tbl>
+      <w:tblPr>
+        <w:tblW w:type="auto" w:w="0"/>
+        <w:tblLook w:firstColumn="1" w:firstRow="1" w:lastColumn="0" w:lastRow="0" w:noHBand="0" w:noVBand="1" w:val="04A0"/>
+      </w:tblPr>
+      <w:tblGrid>
+        <w:gridCol w:w="4513"/>
+        <w:gridCol w:w="4513"/>
+      </w:tblGrid>
+      <w:tr>
+        <w:tc>
+          <w:tcPr>
+            <w:tcW w:type="dxa" w:w="4513"/>
+          </w:tcPr>
+          <w:p>
+            <w:r>
+              <w:rPr>
+                <w:b/>
+              </w:rPr>
+              <w:t>Bab</w:t>
+            </w:r>
+          </w:p>
+        </w:tc>
+        <w:tc>
+          <w:tcPr>
+            <w:tcW w:type="dxa" w:w="4513"/>
+          </w:tcPr>
+          <w:p>
+            <w:r>
+              <w:rPr>
+                <w:b/>
+              </w:rPr>
+              <w:t>Sub-topik</w:t>
+            </w:r>
+          </w:p>
+        </w:tc>
+      </w:tr>
+      <w:tr>
+        <w:tc>
+          <w:tcPr>
+            <w:tcW w:type="dxa" w:w="4513"/>
+          </w:tcPr>
+          <w:p>
+            <w:r>
+              <w:t>Bab 1: Offline Timeline Project</w:t>
+            </w:r>
+          </w:p>
+        </w:tc>
+        <w:tc>
+          <w:tcPr>
+            <w:tcW w:type="dxa" w:w="4513"/>
+          </w:tcPr>
+          <w:p>
+            <w:r>
+              <w:t>1. Semakan Menyeluruh (Final Review)</w:t>
+              <w:br/>
+              <w:t>2. Kepentingan Mengunci Projek</w:t>
+            </w:r>
+          </w:p>
+        </w:tc>
+      </w:tr>
+      <w:tr>
+        <w:tc>
+          <w:tcPr>
+            <w:tcW w:type="dxa" w:w="4513"/>
+          </w:tcPr>
+          <w:p>
+            <w:r>
+              <w:t>Bab 2: Edit-Decision-List (EDL)</w:t>
+            </w:r>
+          </w:p>
+        </w:tc>
+        <w:tc>
+          <w:tcPr>
+            <w:tcW w:type="dxa" w:w="4513"/>
+          </w:tcPr>
+          <w:p>
+            <w:r>
+              <w:t>1. Definisi dan Fungsi EDL</w:t>
+              <w:br/>
+              <w:t>2. Proses Conform</w:t>
+              <w:br/>
+              <w:t>3. Format Standard Industri</w:t>
+            </w:r>
+          </w:p>
+        </w:tc>
+      </w:tr>
+      <w:tr>
+        <w:tc>
+          <w:tcPr>
+            <w:tcW w:type="dxa" w:w="4513"/>
+          </w:tcPr>
+          <w:p>
+            <w:r>
+              <w:t>Bab 3: XML / AAF Import/Export Process</w:t>
+            </w:r>
+          </w:p>
+        </w:tc>
+        <w:tc>
+          <w:tcPr>
+            <w:tcW w:type="dxa" w:w="4513"/>
+          </w:tcPr>
+          <w:p>
+            <w:r>
+              <w:t>1. Perbandingan Format XML dan AAF</w:t>
+              <w:br/>
+              <w:t>2. Contoh Studio: Kesilapan Pemilihan Format</w:t>
+            </w:r>
+          </w:p>
+        </w:tc>
+      </w:tr>
+      <w:tr>
+        <w:tc>
+          <w:tcPr>
+            <w:tcW w:type="dxa" w:w="4513"/>
+          </w:tcPr>
+          <w:p>
+            <w:r>
+              <w:t>Bab 4: Editing Software</w:t>
+            </w:r>
+          </w:p>
+        </w:tc>
+        <w:tc>
+          <w:tcPr>
+            <w:tcW w:type="dxa" w:w="4513"/>
+          </w:tcPr>
+          <w:p>
+            <w:r>
+              <w:t>1. Keserasian Format Mengikut Perisian</w:t>
+              <w:br/>
+              <w:t>2. Risiko Ketidakserasian Versi</w:t>
+            </w:r>
+          </w:p>
+        </w:tc>
+      </w:tr>
+    </w:tbl>
     <w:p/>
     <w:sectPr>
       <w:pgSz w:w="11906" w:h="16838"/>
@@ -225,1001 +1055,6 @@
       <w:cols w:space="720"/>
       <w:docGrid w:linePitch="360"/>
     </w:sectPr>
-    <w:tbl>
-      <w:tblPr>
-        <w:tblW w:w="5000" w:type="pct"/>
-        <w:tblBorders>
-          <w:top w:val="single" w:sz="4" w:space="0" w:color="auto"/>
-          <w:left w:val="single" w:sz="4" w:space="0" w:color="auto"/>
-          <w:bottom w:val="single" w:sz="4" w:space="0" w:color="auto"/>
-          <w:right w:val="single" w:sz="4" w:space="0" w:color="auto"/>
-          <w:insideH w:val="single" w:sz="4" w:space="0" w:color="auto"/>
-          <w:insideV w:val="single" w:sz="4" w:space="0" w:color="auto"/>
-        </w:tblBorders>
-        <w:tblCellMar>
-          <w:left w:w="10" w:type="dxa"/>
-          <w:right w:w="10" w:type="dxa"/>
-        </w:tblCellMar>
-        <w:tblLook w:val="0000" w:firstRow="0" w:lastRow="0" w:firstColumn="0" w:lastColumn="0" w:noHBand="0" w:noVBand="0"/>
-      </w:tblPr>
-      <w:tblGrid>
-        <w:gridCol w:w="9016"/>
-      </w:tblGrid>
-      <w:tr>
-        <w:tc>
-          <w:tcPr>
-            <w:tcW w:w="0" w:type="auto"/>
-            <w:shd w:val="clear" w:color="auto" w:fill="F2F2F2"/>
-            <w:tcMar>
-              <w:top w:w="150" w:type="dxa"/>
-              <w:left w:w="150" w:type="dxa"/>
-              <w:bottom w:w="150" w:type="dxa"/>
-              <w:right w:w="150" w:type="dxa"/>
-            </w:tcMar>
-          </w:tcPr>
-          <w:p>
-            <w:pPr>
-              <w:spacing w:line="360" w:lineRule="auto"/>
-              <w:rPr>
-                <w:rFonts w:ascii="Arial" w:hAnsi="Arial" w:cs="Arial"/>
-                <w:sz w:val="24"/>
-                <w:szCs w:val="24"/>
-              </w:rPr>
-            </w:pPr>
-            <w:r/>
-            <w:r>
-              <w:rPr>
-                <w:b/>
-                <w:sz w:val="21"/>
-              </w:rPr>
-              <w:t>PROMPT CHATGPT/AI</w:t>
-            </w:r>
-          </w:p>
-          <w:p>
-            <w:pPr/>
-            <w:r>
-              <w:rPr>
-                <w:b w:val="0"/>
-                <w:sz w:val="21"/>
-              </w:rPr>
-              <w:t>Syarikat saya [TBD: nama syarikat].</w:t>
-            </w:r>
-          </w:p>
-          <w:p>
-            <w:pPr/>
-            <w:r>
-              <w:rPr>
-                <w:b w:val="0"/>
-                <w:sz w:val="21"/>
-              </w:rPr>
-              <w:t>Syarikat akan menawarkan program IT-072-3:2012 VIDEO / FILM (EDITING) TAHAP 3 kepada pekerja kami yang berkerja sebagai Editor.</w:t>
-            </w:r>
-          </w:p>
-          <w:p>
-            <w:pPr/>
-            <w:r>
-              <w:rPr>
-                <w:b w:val="0"/>
-                <w:sz w:val="21"/>
-              </w:rPr>
-              <w:t>Module: C03 Offline Visual Editing</w:t>
-            </w:r>
-          </w:p>
-          <w:p>
-            <w:pPr/>
-            <w:r>
-              <w:rPr>
-                <w:b w:val="0"/>
-                <w:sz w:val="21"/>
-              </w:rPr>
-              <w:t>Work Activity: WA1: Perform shot selection (IT-072-3:2012-C03-W01)</w:t>
-            </w:r>
-          </w:p>
-          <w:p>
-            <w:pPr/>
-            <w:r>
-              <w:rPr>
-                <w:b w:val="0"/>
-                <w:sz w:val="21"/>
-              </w:rPr>
-              <w:t>Senarai topik nota yang berkenaan dengan work activity:</w:t>
-            </w:r>
-          </w:p>
-          <w:p>
-            <w:pPr/>
-            <w:r>
-              <w:rPr>
-                <w:b w:val="0"/>
-                <w:sz w:val="21"/>
-              </w:rPr>
-              <w:t>1 Bab 1 Editing software</w:t>
-            </w:r>
-          </w:p>
-          <w:p>
-            <w:pPr/>
-            <w:r>
-              <w:rPr>
-                <w:b w:val="0"/>
-                <w:sz w:val="21"/>
-              </w:rPr>
-              <w:t>- Kategori software (NLE): Final Cut Pro, Avid, Premiere Pro, Edius</w:t>
-            </w:r>
-          </w:p>
-          <w:p>
-            <w:pPr/>
-            <w:r>
-              <w:rPr>
-                <w:b w:val="0"/>
-                <w:sz w:val="21"/>
-              </w:rPr>
-              <w:t>- Fungsi asas berkaitan bin &amp; pemilihan shot</w:t>
-            </w:r>
-          </w:p>
-          <w:p>
-            <w:pPr/>
-            <w:r>
-              <w:rPr>
-                <w:b w:val="0"/>
-                <w:sz w:val="21"/>
-              </w:rPr>
-              <w:t>2 Bab 2 Bins arrangement</w:t>
-            </w:r>
-          </w:p>
-          <w:p>
-            <w:pPr/>
-            <w:r>
-              <w:rPr>
-                <w:b w:val="0"/>
-                <w:sz w:val="21"/>
-              </w:rPr>
-              <w:t>- Konsep bin dalam NLE</w:t>
-            </w:r>
-          </w:p>
-          <w:p>
-            <w:pPr/>
-            <w:r>
-              <w:rPr>
-                <w:b w:val="0"/>
-                <w:sz w:val="21"/>
-              </w:rPr>
-              <w:t>- Struktur bin ikut scene/hari rakaman</w:t>
-            </w:r>
-          </w:p>
-          <w:p>
-            <w:pPr/>
-            <w:r>
-              <w:rPr>
-                <w:b w:val="0"/>
-                <w:sz w:val="21"/>
-              </w:rPr>
-              <w:t>3 Bab 3 Good shots</w:t>
-            </w:r>
-          </w:p>
-          <w:p>
-            <w:pPr/>
-            <w:r>
-              <w:rPr>
-                <w:b w:val="0"/>
-                <w:sz w:val="21"/>
-              </w:rPr>
-              <w:t>- Kriteria shot yang baik (fokus, pendedahan, komposisi, prestasi lakonan)</w:t>
-            </w:r>
-          </w:p>
-          <w:p>
-            <w:pPr/>
-            <w:r>
-              <w:rPr>
-                <w:b w:val="0"/>
-                <w:sz w:val="21"/>
-              </w:rPr>
-              <w:t>- Perbezaan good take vs no-good (NG)</w:t>
-            </w:r>
-          </w:p>
-          <w:p>
-            <w:pPr/>
-            <w:r>
-              <w:rPr>
-                <w:b w:val="0"/>
-                <w:sz w:val="21"/>
-              </w:rPr>
-              <w:t>4 Bab 4 Footages material (Tape &amp; Tapeless)</w:t>
-            </w:r>
-          </w:p>
-          <w:p>
-            <w:pPr/>
-            <w:r>
-              <w:rPr>
-                <w:b w:val="0"/>
-                <w:sz w:val="21"/>
-              </w:rPr>
-              <w:t>- Jenis media: HD CAM, Betacam, DV CAM (tape); SDHC, P2, SxS (tapeless)</w:t>
-            </w:r>
-          </w:p>
-          <w:p>
-            <w:pPr/>
-            <w:r>
-              <w:rPr>
-                <w:b w:val="0"/>
-                <w:sz w:val="21"/>
-              </w:rPr>
-              <w:t>5 Bab 5 Script</w:t>
-            </w:r>
-          </w:p>
-          <w:p>
-            <w:pPr/>
-            <w:r>
-              <w:rPr>
-                <w:b w:val="0"/>
-                <w:sz w:val="21"/>
-              </w:rPr>
-              <w:t>- Peranan skrip dalam mengenal pasti shot yang diperlukan</w:t>
-            </w:r>
-          </w:p>
-          <w:p>
-            <w:pPr/>
-            <w:r>
-              <w:rPr>
-                <w:b w:val="0"/>
-                <w:sz w:val="21"/>
-              </w:rPr>
-              <w:t>6 Bab 6 Continuity sheet</w:t>
-            </w:r>
-          </w:p>
-          <w:p>
-            <w:pPr/>
-            <w:r>
-              <w:rPr>
-                <w:b w:val="0"/>
-                <w:sz w:val="21"/>
-              </w:rPr>
-              <w:t>- Fungsi continuity sheet semasa pemilihan shot</w:t>
-            </w:r>
-          </w:p>
-          <w:p>
-            <w:pPr/>
-            <w:r>
-              <w:rPr>
-                <w:b w:val="0"/>
-                <w:sz w:val="21"/>
-              </w:rPr>
-              <w:t>7 Bab 7 Shooting board</w:t>
-            </w:r>
-          </w:p>
-          <w:p>
-            <w:pPr/>
-            <w:r>
-              <w:rPr>
-                <w:b w:val="0"/>
-                <w:sz w:val="21"/>
-              </w:rPr>
-              <w:t>- Rujukan shooting board untuk susunan visual</w:t>
-            </w:r>
-          </w:p>
-          <w:p>
-            <w:pPr/>
-            <w:r>
-              <w:rPr>
-                <w:b w:val="0"/>
-                <w:sz w:val="21"/>
-              </w:rPr>
-              <w:t>8 Bab 8 DIT (Digital Imaging Technician) sheet</w:t>
-            </w:r>
-          </w:p>
-          <w:p>
-            <w:pPr/>
-            <w:r>
-              <w:rPr>
-                <w:b w:val="0"/>
-                <w:sz w:val="21"/>
-              </w:rPr>
-              <w:t>- Fungsi DIT sheet dalam menjejak metadata footage</w:t>
-            </w:r>
-          </w:p>
-        </w:tc>
-      </w:tr>
-    </w:tbl>
-    <w:tbl>
-      <w:tblPr>
-        <w:tblW w:w="5000" w:type="pct"/>
-        <w:tblBorders>
-          <w:top w:val="single" w:sz="4" w:space="0" w:color="auto"/>
-          <w:left w:val="single" w:sz="4" w:space="0" w:color="auto"/>
-          <w:bottom w:val="single" w:sz="4" w:space="0" w:color="auto"/>
-          <w:right w:val="single" w:sz="4" w:space="0" w:color="auto"/>
-          <w:insideH w:val="single" w:sz="4" w:space="0" w:color="auto"/>
-          <w:insideV w:val="single" w:sz="4" w:space="0" w:color="auto"/>
-        </w:tblBorders>
-        <w:tblCellMar>
-          <w:left w:w="10" w:type="dxa"/>
-          <w:right w:w="10" w:type="dxa"/>
-        </w:tblCellMar>
-        <w:tblLook w:val="0000" w:firstRow="0" w:lastRow="0" w:firstColumn="0" w:lastColumn="0" w:noHBand="0" w:noVBand="0"/>
-      </w:tblPr>
-      <w:tblGrid>
-        <w:gridCol w:w="9016"/>
-      </w:tblGrid>
-      <w:tr>
-        <w:tc>
-          <w:tcPr>
-            <w:tcW w:w="0" w:type="auto"/>
-            <w:shd w:val="clear" w:color="auto" w:fill="F2F2F2"/>
-            <w:tcMar>
-              <w:top w:w="150" w:type="dxa"/>
-              <w:left w:w="150" w:type="dxa"/>
-              <w:bottom w:w="150" w:type="dxa"/>
-              <w:right w:w="150" w:type="dxa"/>
-            </w:tcMar>
-          </w:tcPr>
-          <w:p>
-            <w:pPr>
-              <w:spacing w:line="360" w:lineRule="auto"/>
-              <w:rPr>
-                <w:rFonts w:ascii="Arial" w:hAnsi="Arial" w:cs="Arial"/>
-                <w:sz w:val="24"/>
-                <w:szCs w:val="24"/>
-              </w:rPr>
-            </w:pPr>
-            <w:r/>
-            <w:r>
-              <w:rPr>
-                <w:b/>
-                <w:sz w:val="21"/>
-              </w:rPr>
-              <w:t>PROMPT CHATGPT/AI</w:t>
-            </w:r>
-          </w:p>
-          <w:p>
-            <w:pPr/>
-            <w:r>
-              <w:rPr>
-                <w:b w:val="0"/>
-                <w:sz w:val="21"/>
-              </w:rPr>
-              <w:t>Syarikat saya [TBD: nama syarikat].</w:t>
-            </w:r>
-          </w:p>
-          <w:p>
-            <w:pPr/>
-            <w:r>
-              <w:rPr>
-                <w:b w:val="0"/>
-                <w:sz w:val="21"/>
-              </w:rPr>
-              <w:t>Syarikat akan menawarkan program IT-072-3:2012 VIDEO / FILM (EDITING) TAHAP 3 kepada pekerja kami yang berkerja sebagai Editor.</w:t>
-            </w:r>
-          </w:p>
-          <w:p>
-            <w:pPr/>
-            <w:r>
-              <w:rPr>
-                <w:b w:val="0"/>
-                <w:sz w:val="21"/>
-              </w:rPr>
-              <w:t>Module: C03 Offline Visual Editing</w:t>
-            </w:r>
-          </w:p>
-          <w:p>
-            <w:pPr/>
-            <w:r>
-              <w:rPr>
-                <w:b w:val="0"/>
-                <w:sz w:val="21"/>
-              </w:rPr>
-              <w:t>Work Activity: WA2: Perform sequence timeline editing (IT-072-3:2012-C03-W02)</w:t>
-            </w:r>
-          </w:p>
-          <w:p>
-            <w:pPr/>
-            <w:r>
-              <w:rPr>
-                <w:b w:val="0"/>
-                <w:sz w:val="21"/>
-              </w:rPr>
-              <w:t>Senarai topik nota yang berkenaan dengan work activity:</w:t>
-            </w:r>
-          </w:p>
-          <w:p>
-            <w:pPr/>
-            <w:r>
-              <w:rPr>
-                <w:b w:val="0"/>
-                <w:sz w:val="21"/>
-              </w:rPr>
-              <w:t>1 Bab 1 Technique of editing</w:t>
-            </w:r>
-          </w:p>
-          <w:p>
-            <w:pPr/>
-            <w:r>
-              <w:rPr>
-                <w:b w:val="0"/>
-                <w:sz w:val="21"/>
-              </w:rPr>
-              <w:t>- Continuity, Parallel, Overlapping, Temporal, Elliptical, Montage, Spatial, Rhythmic editing</w:t>
-            </w:r>
-          </w:p>
-          <w:p>
-            <w:pPr/>
-            <w:r>
-              <w:rPr>
-                <w:b w:val="0"/>
-                <w:sz w:val="21"/>
-              </w:rPr>
-              <w:t>2 Bab 2 Good shots</w:t>
-            </w:r>
-          </w:p>
-          <w:p>
-            <w:pPr/>
-            <w:r>
-              <w:rPr>
-                <w:b w:val="0"/>
-                <w:sz w:val="21"/>
-              </w:rPr>
-              <w:t>- Semakan semula kriteria shot baik dalam konteks penyusunan sequence</w:t>
-            </w:r>
-          </w:p>
-          <w:p>
-            <w:pPr/>
-            <w:r>
-              <w:rPr>
-                <w:b w:val="0"/>
-                <w:sz w:val="21"/>
-              </w:rPr>
-              <w:t>3 Bab 3 Script</w:t>
-            </w:r>
-          </w:p>
-          <w:p>
-            <w:pPr/>
-            <w:r>
-              <w:rPr>
-                <w:b w:val="0"/>
-                <w:sz w:val="21"/>
-              </w:rPr>
-              <w:t>- Rujukan skrip untuk turutan scene</w:t>
-            </w:r>
-          </w:p>
-          <w:p>
-            <w:pPr/>
-            <w:r>
-              <w:rPr>
-                <w:b w:val="0"/>
-                <w:sz w:val="21"/>
-              </w:rPr>
-              <w:t>4 Bab 4 Shooting board</w:t>
-            </w:r>
-          </w:p>
-          <w:p>
-            <w:pPr/>
-            <w:r>
-              <w:rPr>
-                <w:b w:val="0"/>
-                <w:sz w:val="21"/>
-              </w:rPr>
-              <w:t>- Penjajaran sequence dengan shooting board</w:t>
-            </w:r>
-          </w:p>
-          <w:p>
-            <w:pPr/>
-            <w:r>
-              <w:rPr>
-                <w:b w:val="0"/>
-                <w:sz w:val="21"/>
-              </w:rPr>
-              <w:t>5 Bab 5 Editing software</w:t>
-            </w:r>
-          </w:p>
-          <w:p>
-            <w:pPr/>
-            <w:r>
-              <w:rPr>
-                <w:b w:val="0"/>
-                <w:sz w:val="21"/>
-              </w:rPr>
-              <w:t>- FCP, Avid Media Composer/Symphony, Sony Vegas, Adobe Premiere Pro, Canopus Edius, AutoDesk Smoke</w:t>
-            </w:r>
-          </w:p>
-        </w:tc>
-      </w:tr>
-    </w:tbl>
-    <w:tbl>
-      <w:tblPr>
-        <w:tblW w:w="5000" w:type="pct"/>
-        <w:tblBorders>
-          <w:top w:val="single" w:sz="4" w:space="0" w:color="auto"/>
-          <w:left w:val="single" w:sz="4" w:space="0" w:color="auto"/>
-          <w:bottom w:val="single" w:sz="4" w:space="0" w:color="auto"/>
-          <w:right w:val="single" w:sz="4" w:space="0" w:color="auto"/>
-          <w:insideH w:val="single" w:sz="4" w:space="0" w:color="auto"/>
-          <w:insideV w:val="single" w:sz="4" w:space="0" w:color="auto"/>
-        </w:tblBorders>
-        <w:tblCellMar>
-          <w:left w:w="10" w:type="dxa"/>
-          <w:right w:w="10" w:type="dxa"/>
-        </w:tblCellMar>
-        <w:tblLook w:val="0000" w:firstRow="0" w:lastRow="0" w:firstColumn="0" w:lastColumn="0" w:noHBand="0" w:noVBand="0"/>
-      </w:tblPr>
-      <w:tblGrid>
-        <w:gridCol w:w="9016"/>
-      </w:tblGrid>
-      <w:tr>
-        <w:tc>
-          <w:tcPr>
-            <w:tcW w:w="0" w:type="auto"/>
-            <w:shd w:val="clear" w:color="auto" w:fill="F2F2F2"/>
-            <w:tcMar>
-              <w:top w:w="150" w:type="dxa"/>
-              <w:left w:w="150" w:type="dxa"/>
-              <w:bottom w:w="150" w:type="dxa"/>
-              <w:right w:w="150" w:type="dxa"/>
-            </w:tcMar>
-          </w:tcPr>
-          <w:p>
-            <w:pPr>
-              <w:spacing w:line="360" w:lineRule="auto"/>
-              <w:rPr>
-                <w:rFonts w:ascii="Arial" w:hAnsi="Arial" w:cs="Arial"/>
-                <w:sz w:val="24"/>
-                <w:szCs w:val="24"/>
-              </w:rPr>
-            </w:pPr>
-            <w:r/>
-            <w:r>
-              <w:rPr>
-                <w:b/>
-                <w:sz w:val="21"/>
-              </w:rPr>
-              <w:t>PROMPT CHATGPT/AI</w:t>
-            </w:r>
-          </w:p>
-          <w:p>
-            <w:pPr/>
-            <w:r>
-              <w:rPr>
-                <w:b w:val="0"/>
-                <w:sz w:val="21"/>
-              </w:rPr>
-              <w:t>Syarikat saya [TBD: nama syarikat].</w:t>
-            </w:r>
-          </w:p>
-          <w:p>
-            <w:pPr/>
-            <w:r>
-              <w:rPr>
-                <w:b w:val="0"/>
-                <w:sz w:val="21"/>
-              </w:rPr>
-              <w:t>Syarikat akan menawarkan program IT-072-3:2012 VIDEO / FILM (EDITING) TAHAP 3 kepada pekerja kami yang berkerja sebagai Editor.</w:t>
-            </w:r>
-          </w:p>
-          <w:p>
-            <w:pPr/>
-            <w:r>
-              <w:rPr>
-                <w:b w:val="0"/>
-                <w:sz w:val="21"/>
-              </w:rPr>
-              <w:t>Module: C03 Offline Visual Editing</w:t>
-            </w:r>
-          </w:p>
-          <w:p>
-            <w:pPr/>
-            <w:r>
-              <w:rPr>
-                <w:b w:val="0"/>
-                <w:sz w:val="21"/>
-              </w:rPr>
-              <w:t>Work Activity: WA3: Perform sequence timeline repairing (IT-072-3:2012-C03-W03)</w:t>
-            </w:r>
-          </w:p>
-          <w:p>
-            <w:pPr/>
-            <w:r>
-              <w:rPr>
-                <w:b w:val="0"/>
-                <w:sz w:val="21"/>
-              </w:rPr>
-              <w:t>Senarai topik nota yang berkenaan dengan work activity:</w:t>
-            </w:r>
-          </w:p>
-          <w:p>
-            <w:pPr/>
-            <w:r>
-              <w:rPr>
-                <w:b w:val="0"/>
-                <w:sz w:val="21"/>
-              </w:rPr>
-              <w:t>1 Bab 1 Technique of editing (sama senarai WA2)</w:t>
-            </w:r>
-          </w:p>
-          <w:p>
-            <w:pPr/>
-            <w:r>
-              <w:rPr>
-                <w:b w:val="0"/>
-                <w:sz w:val="21"/>
-              </w:rPr>
-              <w:t>2 Bab 2 Good shots</w:t>
-            </w:r>
-          </w:p>
-          <w:p>
-            <w:pPr/>
-            <w:r>
-              <w:rPr>
-                <w:b w:val="0"/>
-                <w:sz w:val="21"/>
-              </w:rPr>
-              <w:t>3 Bab 3 Script</w:t>
-            </w:r>
-          </w:p>
-          <w:p>
-            <w:pPr/>
-            <w:r>
-              <w:rPr>
-                <w:b w:val="0"/>
-                <w:sz w:val="21"/>
-              </w:rPr>
-              <w:t>4 Bab 4 Shooting board</w:t>
-            </w:r>
-          </w:p>
-          <w:p>
-            <w:pPr/>
-            <w:r>
-              <w:rPr>
-                <w:b w:val="0"/>
-                <w:sz w:val="21"/>
-              </w:rPr>
-              <w:t>5 Bab 5 Editing software (sama senarai WA2)</w:t>
-            </w:r>
-          </w:p>
-          <w:p>
-            <w:pPr/>
-            <w:r>
-              <w:rPr>
-                <w:b w:val="0"/>
-                <w:sz w:val="21"/>
-              </w:rPr>
-              <w:t>6 Bab 6 Timeline trimming</w:t>
-            </w:r>
-          </w:p>
-          <w:p>
-            <w:pPr/>
-            <w:r>
-              <w:rPr>
-                <w:b w:val="0"/>
-                <w:sz w:val="21"/>
-              </w:rPr>
-              <w:t>- Cutting point, Shot trimming, Duration, Audio trimming</w:t>
-            </w:r>
-          </w:p>
-        </w:tc>
-      </w:tr>
-    </w:tbl>
-    <w:tbl>
-      <w:tblPr>
-        <w:tblW w:w="5000" w:type="pct"/>
-        <w:tblBorders>
-          <w:top w:val="single" w:sz="4" w:space="0" w:color="auto"/>
-          <w:left w:val="single" w:sz="4" w:space="0" w:color="auto"/>
-          <w:bottom w:val="single" w:sz="4" w:space="0" w:color="auto"/>
-          <w:right w:val="single" w:sz="4" w:space="0" w:color="auto"/>
-          <w:insideH w:val="single" w:sz="4" w:space="0" w:color="auto"/>
-          <w:insideV w:val="single" w:sz="4" w:space="0" w:color="auto"/>
-        </w:tblBorders>
-        <w:tblCellMar>
-          <w:left w:w="10" w:type="dxa"/>
-          <w:right w:w="10" w:type="dxa"/>
-        </w:tblCellMar>
-        <w:tblLook w:val="0000" w:firstRow="0" w:lastRow="0" w:firstColumn="0" w:lastColumn="0" w:noHBand="0" w:noVBand="0"/>
-      </w:tblPr>
-      <w:tblGrid>
-        <w:gridCol w:w="9016"/>
-      </w:tblGrid>
-      <w:tr>
-        <w:tc>
-          <w:tcPr>
-            <w:tcW w:w="0" w:type="auto"/>
-            <w:shd w:val="clear" w:color="auto" w:fill="F2F2F2"/>
-            <w:tcMar>
-              <w:top w:w="150" w:type="dxa"/>
-              <w:left w:w="150" w:type="dxa"/>
-              <w:bottom w:w="150" w:type="dxa"/>
-              <w:right w:w="150" w:type="dxa"/>
-            </w:tcMar>
-          </w:tcPr>
-          <w:p>
-            <w:pPr>
-              <w:spacing w:line="360" w:lineRule="auto"/>
-              <w:rPr>
-                <w:rFonts w:ascii="Arial" w:hAnsi="Arial" w:cs="Arial"/>
-                <w:sz w:val="24"/>
-                <w:szCs w:val="24"/>
-              </w:rPr>
-            </w:pPr>
-            <w:r/>
-            <w:r>
-              <w:rPr>
-                <w:b/>
-                <w:sz w:val="21"/>
-              </w:rPr>
-              <w:t>PROMPT CHATGPT/AI</w:t>
-            </w:r>
-          </w:p>
-          <w:p>
-            <w:pPr/>
-            <w:r>
-              <w:rPr>
-                <w:b w:val="0"/>
-                <w:sz w:val="21"/>
-              </w:rPr>
-              <w:t>Syarikat saya [TBD: nama syarikat].</w:t>
-            </w:r>
-          </w:p>
-          <w:p>
-            <w:pPr/>
-            <w:r>
-              <w:rPr>
-                <w:b w:val="0"/>
-                <w:sz w:val="21"/>
-              </w:rPr>
-              <w:t>Syarikat akan menawarkan program IT-072-3:2012 VIDEO / FILM (EDITING) TAHAP 3 kepada pekerja kami yang berkerja sebagai Editor.</w:t>
-            </w:r>
-          </w:p>
-          <w:p>
-            <w:pPr/>
-            <w:r>
-              <w:rPr>
-                <w:b w:val="0"/>
-                <w:sz w:val="21"/>
-              </w:rPr>
-              <w:t>Module: C03 Offline Visual Editing</w:t>
-            </w:r>
-          </w:p>
-          <w:p>
-            <w:pPr/>
-            <w:r>
-              <w:rPr>
-                <w:b w:val="0"/>
-                <w:sz w:val="21"/>
-              </w:rPr>
-              <w:t>Work Activity: WA4: Apply Audio Visual (AV) elements (IT-072-3:2012-C03-W04)</w:t>
-            </w:r>
-          </w:p>
-          <w:p>
-            <w:pPr/>
-            <w:r>
-              <w:rPr>
-                <w:b w:val="0"/>
-                <w:sz w:val="21"/>
-              </w:rPr>
-              <w:t>Senarai topik nota yang berkenaan dengan work activity:</w:t>
-            </w:r>
-          </w:p>
-          <w:p>
-            <w:pPr/>
-            <w:r>
-              <w:rPr>
-                <w:b w:val="0"/>
-                <w:sz w:val="21"/>
-              </w:rPr>
-              <w:t>1 Bab 1 Audio Visual (AV) elements</w:t>
-            </w:r>
-          </w:p>
-          <w:p>
-            <w:pPr/>
-            <w:r>
-              <w:rPr>
-                <w:b w:val="0"/>
-                <w:sz w:val="21"/>
-              </w:rPr>
-              <w:t>- Visual effect, Audio effect/foley, Music background, Subtitle/language, Supers/title</w:t>
-            </w:r>
-          </w:p>
-          <w:p>
-            <w:pPr/>
-            <w:r>
-              <w:rPr>
-                <w:b w:val="0"/>
-                <w:sz w:val="21"/>
-              </w:rPr>
-              <w:t>2 Bab 2 Audio Visual (AV) specification</w:t>
-            </w:r>
-          </w:p>
-          <w:p>
-            <w:pPr/>
-            <w:r>
-              <w:rPr>
-                <w:b w:val="0"/>
-                <w:sz w:val="21"/>
-              </w:rPr>
-              <w:t>- Broadcast spec; Digital Cinema Audio (DCA)</w:t>
-            </w:r>
-          </w:p>
-        </w:tc>
-      </w:tr>
-    </w:tbl>
-    <w:tbl>
-      <w:tblPr>
-        <w:tblW w:w="5000" w:type="pct"/>
-        <w:tblBorders>
-          <w:top w:val="single" w:sz="4" w:space="0" w:color="auto"/>
-          <w:left w:val="single" w:sz="4" w:space="0" w:color="auto"/>
-          <w:bottom w:val="single" w:sz="4" w:space="0" w:color="auto"/>
-          <w:right w:val="single" w:sz="4" w:space="0" w:color="auto"/>
-          <w:insideH w:val="single" w:sz="4" w:space="0" w:color="auto"/>
-          <w:insideV w:val="single" w:sz="4" w:space="0" w:color="auto"/>
-        </w:tblBorders>
-        <w:tblCellMar>
-          <w:left w:w="10" w:type="dxa"/>
-          <w:right w:w="10" w:type="dxa"/>
-        </w:tblCellMar>
-        <w:tblLook w:val="0000" w:firstRow="0" w:lastRow="0" w:firstColumn="0" w:lastColumn="0" w:noHBand="0" w:noVBand="0"/>
-      </w:tblPr>
-      <w:tblGrid>
-        <w:gridCol w:w="9016"/>
-      </w:tblGrid>
-      <w:tr>
-        <w:tc>
-          <w:tcPr>
-            <w:tcW w:w="0" w:type="auto"/>
-            <w:shd w:val="clear" w:color="auto" w:fill="F2F2F2"/>
-            <w:tcMar>
-              <w:top w:w="150" w:type="dxa"/>
-              <w:left w:w="150" w:type="dxa"/>
-              <w:bottom w:w="150" w:type="dxa"/>
-              <w:right w:w="150" w:type="dxa"/>
-            </w:tcMar>
-          </w:tcPr>
-          <w:p>
-            <w:pPr>
-              <w:spacing w:line="360" w:lineRule="auto"/>
-              <w:rPr>
-                <w:rFonts w:ascii="Arial" w:hAnsi="Arial" w:cs="Arial"/>
-                <w:sz w:val="24"/>
-                <w:szCs w:val="24"/>
-              </w:rPr>
-            </w:pPr>
-            <w:r/>
-            <w:r>
-              <w:rPr>
-                <w:b/>
-                <w:sz w:val="21"/>
-              </w:rPr>
-              <w:t>PROMPT CHATGPT/AI</w:t>
-            </w:r>
-          </w:p>
-          <w:p>
-            <w:pPr/>
-            <w:r>
-              <w:rPr>
-                <w:b w:val="0"/>
-                <w:sz w:val="21"/>
-              </w:rPr>
-              <w:t>Syarikat saya [TBD: nama syarikat].</w:t>
-            </w:r>
-          </w:p>
-          <w:p>
-            <w:pPr/>
-            <w:r>
-              <w:rPr>
-                <w:b w:val="0"/>
-                <w:sz w:val="21"/>
-              </w:rPr>
-              <w:t>Syarikat akan menawarkan program IT-072-3:2012 VIDEO / FILM (EDITING) TAHAP 3 kepada pekerja kami yang berkerja sebagai Editor.</w:t>
-            </w:r>
-          </w:p>
-          <w:p>
-            <w:pPr/>
-            <w:r>
-              <w:rPr>
-                <w:b w:val="0"/>
-                <w:sz w:val="21"/>
-              </w:rPr>
-              <w:t>Module: C03 Offline Visual Editing</w:t>
-            </w:r>
-          </w:p>
-          <w:p>
-            <w:pPr/>
-            <w:r>
-              <w:rPr>
-                <w:b w:val="0"/>
-                <w:sz w:val="21"/>
-              </w:rPr>
-              <w:t>Work Activity: WA5: Produce final offline (IT-072-3:2012-C03-W05)</w:t>
-            </w:r>
-          </w:p>
-          <w:p>
-            <w:pPr/>
-            <w:r>
-              <w:rPr>
-                <w:b w:val="0"/>
-                <w:sz w:val="21"/>
-              </w:rPr>
-              <w:t>Senarai topik nota yang berkenaan dengan work activity:</w:t>
-            </w:r>
-          </w:p>
-          <w:p>
-            <w:pPr/>
-            <w:r>
-              <w:rPr>
-                <w:b w:val="0"/>
-                <w:sz w:val="21"/>
-              </w:rPr>
-              <w:t>1 Bab 1 Offline timeline project</w:t>
-            </w:r>
-          </w:p>
-          <w:p>
-            <w:pPr/>
-            <w:r>
-              <w:rPr>
-                <w:b w:val="0"/>
-                <w:sz w:val="21"/>
-              </w:rPr>
-              <w:t>- Semakan akhir sebelum online</w:t>
-            </w:r>
-          </w:p>
-          <w:p>
-            <w:pPr/>
-            <w:r>
-              <w:rPr>
-                <w:b w:val="0"/>
-                <w:sz w:val="21"/>
-              </w:rPr>
-              <w:t>2 Bab 2 Edit-Decision-List (EDL)</w:t>
-            </w:r>
-          </w:p>
-          <w:p>
-            <w:pPr/>
-            <w:r>
-              <w:rPr>
-                <w:b w:val="0"/>
-                <w:sz w:val="21"/>
-              </w:rPr>
-              <w:t>- Fungsi dan format EDL</w:t>
-            </w:r>
-          </w:p>
-          <w:p>
-            <w:pPr/>
-            <w:r>
-              <w:rPr>
-                <w:b w:val="0"/>
-                <w:sz w:val="21"/>
-              </w:rPr>
-              <w:t>3 Bab 3 XML / AAF Import/Export Process</w:t>
-            </w:r>
-          </w:p>
-          <w:p>
-            <w:pPr/>
-            <w:r>
-              <w:rPr>
-                <w:b w:val="0"/>
-                <w:sz w:val="21"/>
-              </w:rPr>
-              <w:t>- Proses eksport/import antara sistem editing</w:t>
-            </w:r>
-          </w:p>
-          <w:p>
-            <w:pPr/>
-            <w:r>
-              <w:rPr>
-                <w:b w:val="0"/>
-                <w:sz w:val="21"/>
-              </w:rPr>
-              <w:t>4 Bab 4 Editing software</w:t>
-            </w:r>
-          </w:p>
-          <w:p>
-            <w:pPr/>
-            <w:r>
-              <w:rPr>
-                <w:b w:val="0"/>
-                <w:sz w:val="21"/>
-              </w:rPr>
-              <w:t>- Keserasian eksport EDL/XML/AAF antara NLE</w:t>
-            </w:r>
-          </w:p>
-        </w:tc>
-      </w:tr>
-    </w:tbl>
   </w:body>
 </w:document>
 </file>

--- a/video-film-editing/output/04 3.3a Rangka Nota Pembelajaran/3.3a-03 Rangka Nota Pembelajaran C03 OFFLINE VISUAL EDITING (IT-072).docx
+++ b/video-film-editing/output/04 3.3a Rangka Nota Pembelajaran/3.3a-03 Rangka Nota Pembelajaran C03 OFFLINE VISUAL EDITING (IT-072).docx
@@ -5,7 +5,8 @@
     <w:p>
       <w:pPr>
         <w:pStyle w:val="Title"/>
-        <w:spacing w:line="360" w:lineRule="auto"/>
+        <w:spacing w:line="276" w:lineRule="auto" w:after="120"/>
+        <w:jc w:val="left"/>
         <w:rPr>
           <w:rFonts w:ascii="Arial" w:hAnsi="Arial" w:cs="Arial"/>
           <w:sz w:val="24"/>
@@ -18,7 +19,8 @@
           <w:rFonts w:ascii="Arial" w:hAnsi="Arial" w:cs="Arial"/>
           <w:b/>
           <w:bCs/>
-          <w:sz w:val="24"/>
+          <w:color w:val="000000"/>
+          <w:sz w:val="22"/>
           <w:szCs w:val="24"/>
           <w:lang w:val="pt-BR"/>
         </w:rPr>
@@ -28,6 +30,7 @@
     <w:tbl>
       <w:tblPr>
         <w:tblW w:type="auto" w:w="0"/>
+        <w:tblLayout w:type="autofit"/>
         <w:tblLook w:firstColumn="1" w:firstRow="1" w:lastColumn="0" w:lastRow="0" w:noHBand="0" w:noVBand="1" w:val="04A0"/>
         <w:tblBorders>
           <w:top w:val="single" w:sz="4" w:space="0" w:color="000000"/>
@@ -46,15 +49,36 @@
         <w:gridCol w:w="1805"/>
       </w:tblGrid>
       <w:tr>
+        <w:trPr>
+          <w:tblHeader w:val="true"/>
+          <w:cantSplit w:val="true"/>
+        </w:trPr>
         <w:tc>
           <w:tcPr>
             <w:tcW w:type="dxa" w:w="1805"/>
-          </w:tcPr>
-          <w:p>
-            <w:r/>
-            <w:r>
-              <w:rPr>
+            <w:tcMar>
+              <w:top w:w="57" w:type="dxa"/>
+              <w:left w:w="57" w:type="dxa"/>
+              <w:bottom w:w="57" w:type="dxa"/>
+              <w:right w:w="57" w:type="dxa"/>
+            </w:tcMar>
+            <w:shd w:val="clear" w:color="auto" w:fill="D9D9D9"/>
+          </w:tcPr>
+          <w:p>
+            <w:r>
+              <w:rPr>
+                <w:rFonts w:ascii="Arial" w:hAnsi="Arial" w:cs="Arial"/>
                 <w:b/>
+                <w:color w:val="000000"/>
+                <w:sz w:val="20"/>
+              </w:rPr>
+            </w:r>
+            <w:r>
+              <w:rPr>
+                <w:rFonts w:ascii="Arial" w:hAnsi="Arial" w:cs="Arial"/>
+                <w:b/>
+                <w:color w:val="000000"/>
+                <w:sz w:val="20"/>
               </w:rPr>
               <w:t>Kod Program</w:t>
             </w:r>
@@ -63,12 +87,29 @@
         <w:tc>
           <w:tcPr>
             <w:tcW w:type="dxa" w:w="1805"/>
-          </w:tcPr>
-          <w:p>
-            <w:r/>
-            <w:r>
-              <w:rPr>
+            <w:tcMar>
+              <w:top w:w="57" w:type="dxa"/>
+              <w:left w:w="57" w:type="dxa"/>
+              <w:bottom w:w="57" w:type="dxa"/>
+              <w:right w:w="57" w:type="dxa"/>
+            </w:tcMar>
+            <w:shd w:val="clear" w:color="auto" w:fill="D9D9D9"/>
+          </w:tcPr>
+          <w:p>
+            <w:r>
+              <w:rPr>
+                <w:rFonts w:ascii="Arial" w:hAnsi="Arial" w:cs="Arial"/>
                 <w:b/>
+                <w:color w:val="000000"/>
+                <w:sz w:val="20"/>
+              </w:rPr>
+            </w:r>
+            <w:r>
+              <w:rPr>
+                <w:rFonts w:ascii="Arial" w:hAnsi="Arial" w:cs="Arial"/>
+                <w:b/>
+                <w:color w:val="000000"/>
+                <w:sz w:val="20"/>
               </w:rPr>
               <w:t>Tahap</w:t>
             </w:r>
@@ -77,12 +118,29 @@
         <w:tc>
           <w:tcPr>
             <w:tcW w:type="dxa" w:w="1805"/>
-          </w:tcPr>
-          <w:p>
-            <w:r/>
-            <w:r>
-              <w:rPr>
+            <w:tcMar>
+              <w:top w:w="57" w:type="dxa"/>
+              <w:left w:w="57" w:type="dxa"/>
+              <w:bottom w:w="57" w:type="dxa"/>
+              <w:right w:w="57" w:type="dxa"/>
+            </w:tcMar>
+            <w:shd w:val="clear" w:color="auto" w:fill="D9D9D9"/>
+          </w:tcPr>
+          <w:p>
+            <w:r>
+              <w:rPr>
+                <w:rFonts w:ascii="Arial" w:hAnsi="Arial" w:cs="Arial"/>
                 <w:b/>
+                <w:color w:val="000000"/>
+                <w:sz w:val="20"/>
+              </w:rPr>
+            </w:r>
+            <w:r>
+              <w:rPr>
+                <w:rFonts w:ascii="Arial" w:hAnsi="Arial" w:cs="Arial"/>
+                <w:b/>
+                <w:color w:val="000000"/>
+                <w:sz w:val="20"/>
               </w:rPr>
               <w:t>Kod/Nama CU</w:t>
             </w:r>
@@ -91,12 +149,29 @@
         <w:tc>
           <w:tcPr>
             <w:tcW w:type="dxa" w:w="1805"/>
-          </w:tcPr>
-          <w:p>
-            <w:r/>
-            <w:r>
-              <w:rPr>
+            <w:tcMar>
+              <w:top w:w="57" w:type="dxa"/>
+              <w:left w:w="57" w:type="dxa"/>
+              <w:bottom w:w="57" w:type="dxa"/>
+              <w:right w:w="57" w:type="dxa"/>
+            </w:tcMar>
+            <w:shd w:val="clear" w:color="auto" w:fill="D9D9D9"/>
+          </w:tcPr>
+          <w:p>
+            <w:r>
+              <w:rPr>
+                <w:rFonts w:ascii="Arial" w:hAnsi="Arial" w:cs="Arial"/>
                 <w:b/>
+                <w:color w:val="000000"/>
+                <w:sz w:val="20"/>
+              </w:rPr>
+            </w:r>
+            <w:r>
+              <w:rPr>
+                <w:rFonts w:ascii="Arial" w:hAnsi="Arial" w:cs="Arial"/>
+                <w:b/>
+                <w:color w:val="000000"/>
+                <w:sz w:val="20"/>
               </w:rPr>
               <w:t>Bil. WA</w:t>
             </w:r>
@@ -105,12 +180,29 @@
         <w:tc>
           <w:tcPr>
             <w:tcW w:type="dxa" w:w="1805"/>
-          </w:tcPr>
-          <w:p>
-            <w:r/>
-            <w:r>
-              <w:rPr>
+            <w:tcMar>
+              <w:top w:w="57" w:type="dxa"/>
+              <w:left w:w="57" w:type="dxa"/>
+              <w:bottom w:w="57" w:type="dxa"/>
+              <w:right w:w="57" w:type="dxa"/>
+            </w:tcMar>
+            <w:shd w:val="clear" w:color="auto" w:fill="D9D9D9"/>
+          </w:tcPr>
+          <w:p>
+            <w:r>
+              <w:rPr>
+                <w:rFonts w:ascii="Arial" w:hAnsi="Arial" w:cs="Arial"/>
                 <w:b/>
+                <w:color w:val="000000"/>
+                <w:sz w:val="20"/>
+              </w:rPr>
+            </w:r>
+            <w:r>
+              <w:rPr>
+                <w:rFonts w:ascii="Arial" w:hAnsi="Arial" w:cs="Arial"/>
+                <w:b/>
+                <w:color w:val="000000"/>
+                <w:sz w:val="20"/>
               </w:rPr>
               <w:t>Tarikh</w:t>
             </w:r>
@@ -118,13 +210,33 @@
         </w:tc>
       </w:tr>
       <w:tr>
+        <w:trPr>
+          <w:cantSplit w:val="true"/>
+        </w:trPr>
         <w:tc>
           <w:tcPr>
             <w:tcW w:type="dxa" w:w="1805"/>
-          </w:tcPr>
-          <w:p>
-            <w:r/>
-            <w:r>
+            <w:tcMar>
+              <w:top w:w="57" w:type="dxa"/>
+              <w:left w:w="57" w:type="dxa"/>
+              <w:bottom w:w="57" w:type="dxa"/>
+              <w:right w:w="57" w:type="dxa"/>
+            </w:tcMar>
+          </w:tcPr>
+          <w:p>
+            <w:r>
+              <w:rPr>
+                <w:rFonts w:ascii="Arial" w:hAnsi="Arial" w:cs="Arial"/>
+                <w:color w:val="000000"/>
+                <w:sz w:val="20"/>
+              </w:rPr>
+            </w:r>
+            <w:r>
+              <w:rPr>
+                <w:rFonts w:ascii="Arial" w:hAnsi="Arial" w:cs="Arial"/>
+                <w:color w:val="000000"/>
+                <w:sz w:val="20"/>
+              </w:rPr>
               <w:t>IT-072-3:2012</w:t>
             </w:r>
           </w:p>
@@ -132,10 +244,27 @@
         <w:tc>
           <w:tcPr>
             <w:tcW w:type="dxa" w:w="1805"/>
-          </w:tcPr>
-          <w:p>
-            <w:r/>
-            <w:r>
+            <w:tcMar>
+              <w:top w:w="57" w:type="dxa"/>
+              <w:left w:w="57" w:type="dxa"/>
+              <w:bottom w:w="57" w:type="dxa"/>
+              <w:right w:w="57" w:type="dxa"/>
+            </w:tcMar>
+          </w:tcPr>
+          <w:p>
+            <w:r>
+              <w:rPr>
+                <w:rFonts w:ascii="Arial" w:hAnsi="Arial" w:cs="Arial"/>
+                <w:color w:val="000000"/>
+                <w:sz w:val="20"/>
+              </w:rPr>
+            </w:r>
+            <w:r>
+              <w:rPr>
+                <w:rFonts w:ascii="Arial" w:hAnsi="Arial" w:cs="Arial"/>
+                <w:color w:val="000000"/>
+                <w:sz w:val="20"/>
+              </w:rPr>
               <w:t>3</w:t>
             </w:r>
           </w:p>
@@ -143,10 +272,27 @@
         <w:tc>
           <w:tcPr>
             <w:tcW w:type="dxa" w:w="1805"/>
-          </w:tcPr>
-          <w:p>
-            <w:r/>
-            <w:r>
+            <w:tcMar>
+              <w:top w:w="57" w:type="dxa"/>
+              <w:left w:w="57" w:type="dxa"/>
+              <w:bottom w:w="57" w:type="dxa"/>
+              <w:right w:w="57" w:type="dxa"/>
+            </w:tcMar>
+          </w:tcPr>
+          <w:p>
+            <w:r>
+              <w:rPr>
+                <w:rFonts w:ascii="Arial" w:hAnsi="Arial" w:cs="Arial"/>
+                <w:color w:val="000000"/>
+                <w:sz w:val="20"/>
+              </w:rPr>
+            </w:r>
+            <w:r>
+              <w:rPr>
+                <w:rFonts w:ascii="Arial" w:hAnsi="Arial" w:cs="Arial"/>
+                <w:color w:val="000000"/>
+                <w:sz w:val="20"/>
+              </w:rPr>
               <w:t>C03 — Offline Visual Editing</w:t>
             </w:r>
           </w:p>
@@ -154,10 +300,27 @@
         <w:tc>
           <w:tcPr>
             <w:tcW w:type="dxa" w:w="1805"/>
-          </w:tcPr>
-          <w:p>
-            <w:r/>
-            <w:r>
+            <w:tcMar>
+              <w:top w:w="57" w:type="dxa"/>
+              <w:left w:w="57" w:type="dxa"/>
+              <w:bottom w:w="57" w:type="dxa"/>
+              <w:right w:w="57" w:type="dxa"/>
+            </w:tcMar>
+          </w:tcPr>
+          <w:p>
+            <w:r>
+              <w:rPr>
+                <w:rFonts w:ascii="Arial" w:hAnsi="Arial" w:cs="Arial"/>
+                <w:color w:val="000000"/>
+                <w:sz w:val="20"/>
+              </w:rPr>
+            </w:r>
+            <w:r>
+              <w:rPr>
+                <w:rFonts w:ascii="Arial" w:hAnsi="Arial" w:cs="Arial"/>
+                <w:color w:val="000000"/>
+                <w:sz w:val="20"/>
+              </w:rPr>
               <w:t>5</w:t>
             </w:r>
           </w:p>
@@ -165,32 +328,66 @@
         <w:tc>
           <w:tcPr>
             <w:tcW w:type="dxa" w:w="1805"/>
-          </w:tcPr>
-          <w:p>
-            <w:r/>
-            <w:r/>
+            <w:tcMar>
+              <w:top w:w="57" w:type="dxa"/>
+              <w:left w:w="57" w:type="dxa"/>
+              <w:bottom w:w="57" w:type="dxa"/>
+              <w:right w:w="57" w:type="dxa"/>
+            </w:tcMar>
+          </w:tcPr>
+          <w:p>
+            <w:r>
+              <w:rPr>
+                <w:rFonts w:ascii="Arial" w:hAnsi="Arial" w:cs="Arial"/>
+                <w:color w:val="000000"/>
+                <w:sz w:val="20"/>
+              </w:rPr>
+            </w:r>
+            <w:r>
+              <w:rPr>
+                <w:rFonts w:ascii="Arial" w:hAnsi="Arial" w:cs="Arial"/>
+                <w:color w:val="000000"/>
+                <w:sz w:val="20"/>
+              </w:rPr>
+            </w:r>
           </w:p>
         </w:tc>
       </w:tr>
     </w:tbl>
     <w:p/>
     <w:p>
+      <w:pPr>
+        <w:spacing w:before="120" w:after="120" w:line="276" w:lineRule="auto"/>
+        <w:jc w:val="left"/>
+      </w:pPr>
       <w:r>
         <w:rPr>
+          <w:rFonts w:ascii="Arial" w:hAnsi="Arial" w:cs="Arial"/>
           <w:b/>
-          <w:sz w:val="24"/>
+          <w:color w:val="000000"/>
+          <w:sz w:val="22"/>
         </w:rPr>
         <w:t>Aktiviti Kerja 1: Perform shot selection  (IT-072-3:2012-C03-W01)</w:t>
       </w:r>
     </w:p>
     <w:p>
+      <w:pPr>
+        <w:spacing w:line="276" w:lineRule="auto" w:after="120"/>
+        <w:jc w:val="left"/>
+      </w:pPr>
       <w:r>
+        <w:rPr>
+          <w:rFonts w:ascii="Arial" w:hAnsi="Arial" w:cs="Arial"/>
+          <w:color w:val="000000"/>
+          <w:sz w:val="22"/>
+        </w:rPr>
         <w:t>Rangka topik (Bab dan sub-topik):</w:t>
       </w:r>
     </w:p>
     <w:tbl>
       <w:tblPr>
         <w:tblW w:type="auto" w:w="0"/>
+        <w:tblLayout w:type="autofit"/>
         <w:tblLook w:firstColumn="1" w:firstRow="1" w:lastColumn="0" w:lastRow="0" w:noHBand="0" w:noVBand="1" w:val="04A0"/>
       </w:tblPr>
       <w:tblGrid>
@@ -198,14 +395,28 @@
         <w:gridCol w:w="4513"/>
       </w:tblGrid>
       <w:tr>
-        <w:tc>
-          <w:tcPr>
-            <w:tcW w:type="dxa" w:w="4513"/>
-          </w:tcPr>
-          <w:p>
-            <w:r>
-              <w:rPr>
+        <w:trPr>
+          <w:tblHeader w:val="true"/>
+          <w:cantSplit w:val="true"/>
+        </w:trPr>
+        <w:tc>
+          <w:tcPr>
+            <w:tcW w:type="dxa" w:w="4513"/>
+            <w:tcMar>
+              <w:top w:w="57" w:type="dxa"/>
+              <w:left w:w="57" w:type="dxa"/>
+              <w:bottom w:w="57" w:type="dxa"/>
+              <w:right w:w="57" w:type="dxa"/>
+            </w:tcMar>
+            <w:shd w:val="clear" w:color="auto" w:fill="D9D9D9"/>
+          </w:tcPr>
+          <w:p>
+            <w:r>
+              <w:rPr>
+                <w:rFonts w:ascii="Arial" w:hAnsi="Arial" w:cs="Arial"/>
                 <w:b/>
+                <w:color w:val="000000"/>
+                <w:sz w:val="20"/>
               </w:rPr>
               <w:t>Bab</w:t>
             </w:r>
@@ -214,11 +425,21 @@
         <w:tc>
           <w:tcPr>
             <w:tcW w:type="dxa" w:w="4513"/>
-          </w:tcPr>
-          <w:p>
-            <w:r>
-              <w:rPr>
+            <w:tcMar>
+              <w:top w:w="57" w:type="dxa"/>
+              <w:left w:w="57" w:type="dxa"/>
+              <w:bottom w:w="57" w:type="dxa"/>
+              <w:right w:w="57" w:type="dxa"/>
+            </w:tcMar>
+            <w:shd w:val="clear" w:color="auto" w:fill="D9D9D9"/>
+          </w:tcPr>
+          <w:p>
+            <w:r>
+              <w:rPr>
+                <w:rFonts w:ascii="Arial" w:hAnsi="Arial" w:cs="Arial"/>
                 <w:b/>
+                <w:color w:val="000000"/>
+                <w:sz w:val="20"/>
               </w:rPr>
               <w:t>Sub-topik</w:t>
             </w:r>
@@ -226,12 +447,26 @@
         </w:tc>
       </w:tr>
       <w:tr>
-        <w:tc>
-          <w:tcPr>
-            <w:tcW w:type="dxa" w:w="4513"/>
-          </w:tcPr>
-          <w:p>
-            <w:r>
+        <w:trPr>
+          <w:cantSplit w:val="true"/>
+        </w:trPr>
+        <w:tc>
+          <w:tcPr>
+            <w:tcW w:type="dxa" w:w="4513"/>
+            <w:tcMar>
+              <w:top w:w="57" w:type="dxa"/>
+              <w:left w:w="57" w:type="dxa"/>
+              <w:bottom w:w="57" w:type="dxa"/>
+              <w:right w:w="57" w:type="dxa"/>
+            </w:tcMar>
+          </w:tcPr>
+          <w:p>
+            <w:r>
+              <w:rPr>
+                <w:rFonts w:ascii="Arial" w:hAnsi="Arial" w:cs="Arial"/>
+                <w:color w:val="000000"/>
+                <w:sz w:val="20"/>
+              </w:rPr>
               <w:t>Bab 1: Editing Software</w:t>
             </w:r>
           </w:p>
@@ -239,9 +474,20 @@
         <w:tc>
           <w:tcPr>
             <w:tcW w:type="dxa" w:w="4513"/>
-          </w:tcPr>
-          <w:p>
-            <w:r>
+            <w:tcMar>
+              <w:top w:w="57" w:type="dxa"/>
+              <w:left w:w="57" w:type="dxa"/>
+              <w:bottom w:w="57" w:type="dxa"/>
+              <w:right w:w="57" w:type="dxa"/>
+            </w:tcMar>
+          </w:tcPr>
+          <w:p>
+            <w:r>
+              <w:rPr>
+                <w:rFonts w:ascii="Arial" w:hAnsi="Arial" w:cs="Arial"/>
+                <w:color w:val="000000"/>
+                <w:sz w:val="20"/>
+              </w:rPr>
               <w:t>1. Perisian NLE dalam Industri</w:t>
               <w:br/>
               <w:t>2. Ciri Utama untuk Pemilihan Shot</w:t>
@@ -252,12 +498,26 @@
         </w:tc>
       </w:tr>
       <w:tr>
-        <w:tc>
-          <w:tcPr>
-            <w:tcW w:type="dxa" w:w="4513"/>
-          </w:tcPr>
-          <w:p>
-            <w:r>
+        <w:trPr>
+          <w:cantSplit w:val="true"/>
+        </w:trPr>
+        <w:tc>
+          <w:tcPr>
+            <w:tcW w:type="dxa" w:w="4513"/>
+            <w:tcMar>
+              <w:top w:w="57" w:type="dxa"/>
+              <w:left w:w="57" w:type="dxa"/>
+              <w:bottom w:w="57" w:type="dxa"/>
+              <w:right w:w="57" w:type="dxa"/>
+            </w:tcMar>
+          </w:tcPr>
+          <w:p>
+            <w:r>
+              <w:rPr>
+                <w:rFonts w:ascii="Arial" w:hAnsi="Arial" w:cs="Arial"/>
+                <w:color w:val="000000"/>
+                <w:sz w:val="20"/>
+              </w:rPr>
               <w:t>Bab 2: Bins Arrangement</w:t>
             </w:r>
           </w:p>
@@ -265,9 +525,20 @@
         <w:tc>
           <w:tcPr>
             <w:tcW w:type="dxa" w:w="4513"/>
-          </w:tcPr>
-          <w:p>
-            <w:r>
+            <w:tcMar>
+              <w:top w:w="57" w:type="dxa"/>
+              <w:left w:w="57" w:type="dxa"/>
+              <w:bottom w:w="57" w:type="dxa"/>
+              <w:right w:w="57" w:type="dxa"/>
+            </w:tcMar>
+          </w:tcPr>
+          <w:p>
+            <w:r>
+              <w:rPr>
+                <w:rFonts w:ascii="Arial" w:hAnsi="Arial" w:cs="Arial"/>
+                <w:color w:val="000000"/>
+                <w:sz w:val="20"/>
+              </w:rPr>
               <w:t>1. Definisi dan Fungsi Bin</w:t>
               <w:br/>
               <w:t>2. Struktur Bin Standard Industri</w:t>
@@ -278,12 +549,26 @@
         </w:tc>
       </w:tr>
       <w:tr>
-        <w:tc>
-          <w:tcPr>
-            <w:tcW w:type="dxa" w:w="4513"/>
-          </w:tcPr>
-          <w:p>
-            <w:r>
+        <w:trPr>
+          <w:cantSplit w:val="true"/>
+        </w:trPr>
+        <w:tc>
+          <w:tcPr>
+            <w:tcW w:type="dxa" w:w="4513"/>
+            <w:tcMar>
+              <w:top w:w="57" w:type="dxa"/>
+              <w:left w:w="57" w:type="dxa"/>
+              <w:bottom w:w="57" w:type="dxa"/>
+              <w:right w:w="57" w:type="dxa"/>
+            </w:tcMar>
+          </w:tcPr>
+          <w:p>
+            <w:r>
+              <w:rPr>
+                <w:rFonts w:ascii="Arial" w:hAnsi="Arial" w:cs="Arial"/>
+                <w:color w:val="000000"/>
+                <w:sz w:val="20"/>
+              </w:rPr>
               <w:t>Bab 3: Good Shots</w:t>
             </w:r>
           </w:p>
@@ -291,9 +576,20 @@
         <w:tc>
           <w:tcPr>
             <w:tcW w:type="dxa" w:w="4513"/>
-          </w:tcPr>
-          <w:p>
-            <w:r>
+            <w:tcMar>
+              <w:top w:w="57" w:type="dxa"/>
+              <w:left w:w="57" w:type="dxa"/>
+              <w:bottom w:w="57" w:type="dxa"/>
+              <w:right w:w="57" w:type="dxa"/>
+            </w:tcMar>
+          </w:tcPr>
+          <w:p>
+            <w:r>
+              <w:rPr>
+                <w:rFonts w:ascii="Arial" w:hAnsi="Arial" w:cs="Arial"/>
+                <w:color w:val="000000"/>
+                <w:sz w:val="20"/>
+              </w:rPr>
               <w:t>1. Kriteria Penilaian Good Shot</w:t>
               <w:br/>
               <w:t>2. Pengendalian Shot "No Good (NG)"</w:t>
@@ -302,12 +598,26 @@
         </w:tc>
       </w:tr>
       <w:tr>
-        <w:tc>
-          <w:tcPr>
-            <w:tcW w:type="dxa" w:w="4513"/>
-          </w:tcPr>
-          <w:p>
-            <w:r>
+        <w:trPr>
+          <w:cantSplit w:val="true"/>
+        </w:trPr>
+        <w:tc>
+          <w:tcPr>
+            <w:tcW w:type="dxa" w:w="4513"/>
+            <w:tcMar>
+              <w:top w:w="57" w:type="dxa"/>
+              <w:left w:w="57" w:type="dxa"/>
+              <w:bottom w:w="57" w:type="dxa"/>
+              <w:right w:w="57" w:type="dxa"/>
+            </w:tcMar>
+          </w:tcPr>
+          <w:p>
+            <w:r>
+              <w:rPr>
+                <w:rFonts w:ascii="Arial" w:hAnsi="Arial" w:cs="Arial"/>
+                <w:color w:val="000000"/>
+                <w:sz w:val="20"/>
+              </w:rPr>
               <w:t>Bab 4: Footages Material — Tape dan Tapeless</w:t>
             </w:r>
           </w:p>
@@ -315,9 +625,20 @@
         <w:tc>
           <w:tcPr>
             <w:tcW w:type="dxa" w:w="4513"/>
-          </w:tcPr>
-          <w:p>
-            <w:r>
+            <w:tcMar>
+              <w:top w:w="57" w:type="dxa"/>
+              <w:left w:w="57" w:type="dxa"/>
+              <w:bottom w:w="57" w:type="dxa"/>
+              <w:right w:w="57" w:type="dxa"/>
+            </w:tcMar>
+          </w:tcPr>
+          <w:p>
+            <w:r>
+              <w:rPr>
+                <w:rFonts w:ascii="Arial" w:hAnsi="Arial" w:cs="Arial"/>
+                <w:color w:val="000000"/>
+                <w:sz w:val="20"/>
+              </w:rPr>
               <w:t>1. Format Tape (Berasaskan Pita)</w:t>
               <w:br/>
               <w:t>2. Format Tapeless (Berasaskan Kad Memori)</w:t>
@@ -328,12 +649,26 @@
         </w:tc>
       </w:tr>
       <w:tr>
-        <w:tc>
-          <w:tcPr>
-            <w:tcW w:type="dxa" w:w="4513"/>
-          </w:tcPr>
-          <w:p>
-            <w:r>
+        <w:trPr>
+          <w:cantSplit w:val="true"/>
+        </w:trPr>
+        <w:tc>
+          <w:tcPr>
+            <w:tcW w:type="dxa" w:w="4513"/>
+            <w:tcMar>
+              <w:top w:w="57" w:type="dxa"/>
+              <w:left w:w="57" w:type="dxa"/>
+              <w:bottom w:w="57" w:type="dxa"/>
+              <w:right w:w="57" w:type="dxa"/>
+            </w:tcMar>
+          </w:tcPr>
+          <w:p>
+            <w:r>
+              <w:rPr>
+                <w:rFonts w:ascii="Arial" w:hAnsi="Arial" w:cs="Arial"/>
+                <w:color w:val="000000"/>
+                <w:sz w:val="20"/>
+              </w:rPr>
               <w:t>Bab 5: Script</w:t>
             </w:r>
           </w:p>
@@ -341,9 +676,20 @@
         <w:tc>
           <w:tcPr>
             <w:tcW w:type="dxa" w:w="4513"/>
-          </w:tcPr>
-          <w:p>
-            <w:r>
+            <w:tcMar>
+              <w:top w:w="57" w:type="dxa"/>
+              <w:left w:w="57" w:type="dxa"/>
+              <w:bottom w:w="57" w:type="dxa"/>
+              <w:right w:w="57" w:type="dxa"/>
+            </w:tcMar>
+          </w:tcPr>
+          <w:p>
+            <w:r>
+              <w:rPr>
+                <w:rFonts w:ascii="Arial" w:hAnsi="Arial" w:cs="Arial"/>
+                <w:color w:val="000000"/>
+                <w:sz w:val="20"/>
+              </w:rPr>
               <w:t>1. Fungsi Skrip dalam Pemilihan Shot</w:t>
               <w:br/>
               <w:t>2. Contoh Studio: Kesan Pemilihan Tanpa Skrip</w:t>
@@ -352,12 +698,26 @@
         </w:tc>
       </w:tr>
       <w:tr>
-        <w:tc>
-          <w:tcPr>
-            <w:tcW w:type="dxa" w:w="4513"/>
-          </w:tcPr>
-          <w:p>
-            <w:r>
+        <w:trPr>
+          <w:cantSplit w:val="true"/>
+        </w:trPr>
+        <w:tc>
+          <w:tcPr>
+            <w:tcW w:type="dxa" w:w="4513"/>
+            <w:tcMar>
+              <w:top w:w="57" w:type="dxa"/>
+              <w:left w:w="57" w:type="dxa"/>
+              <w:bottom w:w="57" w:type="dxa"/>
+              <w:right w:w="57" w:type="dxa"/>
+            </w:tcMar>
+          </w:tcPr>
+          <w:p>
+            <w:r>
+              <w:rPr>
+                <w:rFonts w:ascii="Arial" w:hAnsi="Arial" w:cs="Arial"/>
+                <w:color w:val="000000"/>
+                <w:sz w:val="20"/>
+              </w:rPr>
               <w:t>Bab 6: Continuity Sheet</w:t>
             </w:r>
           </w:p>
@@ -365,9 +725,20 @@
         <w:tc>
           <w:tcPr>
             <w:tcW w:type="dxa" w:w="4513"/>
-          </w:tcPr>
-          <w:p>
-            <w:r>
+            <w:tcMar>
+              <w:top w:w="57" w:type="dxa"/>
+              <w:left w:w="57" w:type="dxa"/>
+              <w:bottom w:w="57" w:type="dxa"/>
+              <w:right w:w="57" w:type="dxa"/>
+            </w:tcMar>
+          </w:tcPr>
+          <w:p>
+            <w:r>
+              <w:rPr>
+                <w:rFonts w:ascii="Arial" w:hAnsi="Arial" w:cs="Arial"/>
+                <w:color w:val="000000"/>
+                <w:sz w:val="20"/>
+              </w:rPr>
               <w:t>1. Kandungan Continuity Sheet</w:t>
               <w:br/>
               <w:t>2. Contoh Studio: Catatan Pengarah</w:t>
@@ -378,12 +749,26 @@
         </w:tc>
       </w:tr>
       <w:tr>
-        <w:tc>
-          <w:tcPr>
-            <w:tcW w:type="dxa" w:w="4513"/>
-          </w:tcPr>
-          <w:p>
-            <w:r>
+        <w:trPr>
+          <w:cantSplit w:val="true"/>
+        </w:trPr>
+        <w:tc>
+          <w:tcPr>
+            <w:tcW w:type="dxa" w:w="4513"/>
+            <w:tcMar>
+              <w:top w:w="57" w:type="dxa"/>
+              <w:left w:w="57" w:type="dxa"/>
+              <w:bottom w:w="57" w:type="dxa"/>
+              <w:right w:w="57" w:type="dxa"/>
+            </w:tcMar>
+          </w:tcPr>
+          <w:p>
+            <w:r>
+              <w:rPr>
+                <w:rFonts w:ascii="Arial" w:hAnsi="Arial" w:cs="Arial"/>
+                <w:color w:val="000000"/>
+                <w:sz w:val="20"/>
+              </w:rPr>
               <w:t>Bab 7: Shooting Board</w:t>
             </w:r>
           </w:p>
@@ -391,9 +776,20 @@
         <w:tc>
           <w:tcPr>
             <w:tcW w:type="dxa" w:w="4513"/>
-          </w:tcPr>
-          <w:p>
-            <w:r>
+            <w:tcMar>
+              <w:top w:w="57" w:type="dxa"/>
+              <w:left w:w="57" w:type="dxa"/>
+              <w:bottom w:w="57" w:type="dxa"/>
+              <w:right w:w="57" w:type="dxa"/>
+            </w:tcMar>
+          </w:tcPr>
+          <w:p>
+            <w:r>
+              <w:rPr>
+                <w:rFonts w:ascii="Arial" w:hAnsi="Arial" w:cs="Arial"/>
+                <w:color w:val="000000"/>
+                <w:sz w:val="20"/>
+              </w:rPr>
               <w:t>1. Definisi dan Fungsi</w:t>
               <w:br/>
               <w:t>2. Kegunaan Semasa Pemilihan Shot</w:t>
@@ -402,12 +798,26 @@
         </w:tc>
       </w:tr>
       <w:tr>
-        <w:tc>
-          <w:tcPr>
-            <w:tcW w:type="dxa" w:w="4513"/>
-          </w:tcPr>
-          <w:p>
-            <w:r>
+        <w:trPr>
+          <w:cantSplit w:val="true"/>
+        </w:trPr>
+        <w:tc>
+          <w:tcPr>
+            <w:tcW w:type="dxa" w:w="4513"/>
+            <w:tcMar>
+              <w:top w:w="57" w:type="dxa"/>
+              <w:left w:w="57" w:type="dxa"/>
+              <w:bottom w:w="57" w:type="dxa"/>
+              <w:right w:w="57" w:type="dxa"/>
+            </w:tcMar>
+          </w:tcPr>
+          <w:p>
+            <w:r>
+              <w:rPr>
+                <w:rFonts w:ascii="Arial" w:hAnsi="Arial" w:cs="Arial"/>
+                <w:color w:val="000000"/>
+                <w:sz w:val="20"/>
+              </w:rPr>
               <w:t>Bab 8: DIT (Digital Imaging Technician) Sheet</w:t>
             </w:r>
           </w:p>
@@ -415,9 +825,20 @@
         <w:tc>
           <w:tcPr>
             <w:tcW w:type="dxa" w:w="4513"/>
-          </w:tcPr>
-          <w:p>
-            <w:r>
+            <w:tcMar>
+              <w:top w:w="57" w:type="dxa"/>
+              <w:left w:w="57" w:type="dxa"/>
+              <w:bottom w:w="57" w:type="dxa"/>
+              <w:right w:w="57" w:type="dxa"/>
+            </w:tcMar>
+          </w:tcPr>
+          <w:p>
+            <w:r>
+              <w:rPr>
+                <w:rFonts w:ascii="Arial" w:hAnsi="Arial" w:cs="Arial"/>
+                <w:color w:val="000000"/>
+                <w:sz w:val="20"/>
+              </w:rPr>
               <w:t>1. Kandungan DIT Sheet</w:t>
               <w:br/>
               <w:t>2. Kegunaan Semasa Pemilihan Shot</w:t>
@@ -428,22 +849,38 @@
     </w:tbl>
     <w:p/>
     <w:p>
+      <w:pPr>
+        <w:spacing w:before="120" w:after="120" w:line="276" w:lineRule="auto"/>
+        <w:jc w:val="left"/>
+      </w:pPr>
       <w:r>
         <w:rPr>
+          <w:rFonts w:ascii="Arial" w:hAnsi="Arial" w:cs="Arial"/>
           <w:b/>
-          <w:sz w:val="24"/>
+          <w:color w:val="000000"/>
+          <w:sz w:val="22"/>
         </w:rPr>
         <w:t>Aktiviti Kerja 2: Perform sequence timeline editing  (IT-072-3:2012-C03-W02)</w:t>
       </w:r>
     </w:p>
     <w:p>
+      <w:pPr>
+        <w:spacing w:line="276" w:lineRule="auto" w:after="120"/>
+        <w:jc w:val="left"/>
+      </w:pPr>
       <w:r>
+        <w:rPr>
+          <w:rFonts w:ascii="Arial" w:hAnsi="Arial" w:cs="Arial"/>
+          <w:color w:val="000000"/>
+          <w:sz w:val="22"/>
+        </w:rPr>
         <w:t>Rangka topik (Bab dan sub-topik):</w:t>
       </w:r>
     </w:p>
     <w:tbl>
       <w:tblPr>
         <w:tblW w:type="auto" w:w="0"/>
+        <w:tblLayout w:type="autofit"/>
         <w:tblLook w:firstColumn="1" w:firstRow="1" w:lastColumn="0" w:lastRow="0" w:noHBand="0" w:noVBand="1" w:val="04A0"/>
       </w:tblPr>
       <w:tblGrid>
@@ -451,14 +888,28 @@
         <w:gridCol w:w="4513"/>
       </w:tblGrid>
       <w:tr>
-        <w:tc>
-          <w:tcPr>
-            <w:tcW w:type="dxa" w:w="4513"/>
-          </w:tcPr>
-          <w:p>
-            <w:r>
-              <w:rPr>
+        <w:trPr>
+          <w:tblHeader w:val="true"/>
+          <w:cantSplit w:val="true"/>
+        </w:trPr>
+        <w:tc>
+          <w:tcPr>
+            <w:tcW w:type="dxa" w:w="4513"/>
+            <w:tcMar>
+              <w:top w:w="57" w:type="dxa"/>
+              <w:left w:w="57" w:type="dxa"/>
+              <w:bottom w:w="57" w:type="dxa"/>
+              <w:right w:w="57" w:type="dxa"/>
+            </w:tcMar>
+            <w:shd w:val="clear" w:color="auto" w:fill="D9D9D9"/>
+          </w:tcPr>
+          <w:p>
+            <w:r>
+              <w:rPr>
+                <w:rFonts w:ascii="Arial" w:hAnsi="Arial" w:cs="Arial"/>
                 <w:b/>
+                <w:color w:val="000000"/>
+                <w:sz w:val="20"/>
               </w:rPr>
               <w:t>Bab</w:t>
             </w:r>
@@ -467,11 +918,21 @@
         <w:tc>
           <w:tcPr>
             <w:tcW w:type="dxa" w:w="4513"/>
-          </w:tcPr>
-          <w:p>
-            <w:r>
-              <w:rPr>
+            <w:tcMar>
+              <w:top w:w="57" w:type="dxa"/>
+              <w:left w:w="57" w:type="dxa"/>
+              <w:bottom w:w="57" w:type="dxa"/>
+              <w:right w:w="57" w:type="dxa"/>
+            </w:tcMar>
+            <w:shd w:val="clear" w:color="auto" w:fill="D9D9D9"/>
+          </w:tcPr>
+          <w:p>
+            <w:r>
+              <w:rPr>
+                <w:rFonts w:ascii="Arial" w:hAnsi="Arial" w:cs="Arial"/>
                 <w:b/>
+                <w:color w:val="000000"/>
+                <w:sz w:val="20"/>
               </w:rPr>
               <w:t>Sub-topik</w:t>
             </w:r>
@@ -479,12 +940,26 @@
         </w:tc>
       </w:tr>
       <w:tr>
-        <w:tc>
-          <w:tcPr>
-            <w:tcW w:type="dxa" w:w="4513"/>
-          </w:tcPr>
-          <w:p>
-            <w:r>
+        <w:trPr>
+          <w:cantSplit w:val="true"/>
+        </w:trPr>
+        <w:tc>
+          <w:tcPr>
+            <w:tcW w:type="dxa" w:w="4513"/>
+            <w:tcMar>
+              <w:top w:w="57" w:type="dxa"/>
+              <w:left w:w="57" w:type="dxa"/>
+              <w:bottom w:w="57" w:type="dxa"/>
+              <w:right w:w="57" w:type="dxa"/>
+            </w:tcMar>
+          </w:tcPr>
+          <w:p>
+            <w:r>
+              <w:rPr>
+                <w:rFonts w:ascii="Arial" w:hAnsi="Arial" w:cs="Arial"/>
+                <w:color w:val="000000"/>
+                <w:sz w:val="20"/>
+              </w:rPr>
               <w:t>Bab 1: Technique of Editing</w:t>
             </w:r>
           </w:p>
@@ -492,9 +967,20 @@
         <w:tc>
           <w:tcPr>
             <w:tcW w:type="dxa" w:w="4513"/>
-          </w:tcPr>
-          <w:p>
-            <w:r>
+            <w:tcMar>
+              <w:top w:w="57" w:type="dxa"/>
+              <w:left w:w="57" w:type="dxa"/>
+              <w:bottom w:w="57" w:type="dxa"/>
+              <w:right w:w="57" w:type="dxa"/>
+            </w:tcMar>
+          </w:tcPr>
+          <w:p>
+            <w:r>
+              <w:rPr>
+                <w:rFonts w:ascii="Arial" w:hAnsi="Arial" w:cs="Arial"/>
+                <w:color w:val="000000"/>
+                <w:sz w:val="20"/>
+              </w:rPr>
               <w:t>1. Lapan Teknik Editing Utama</w:t>
               <w:br/>
               <w:t>2. Memilih Teknik Mengikut Genre</w:t>
@@ -503,12 +989,26 @@
         </w:tc>
       </w:tr>
       <w:tr>
-        <w:tc>
-          <w:tcPr>
-            <w:tcW w:type="dxa" w:w="4513"/>
-          </w:tcPr>
-          <w:p>
-            <w:r>
+        <w:trPr>
+          <w:cantSplit w:val="true"/>
+        </w:trPr>
+        <w:tc>
+          <w:tcPr>
+            <w:tcW w:type="dxa" w:w="4513"/>
+            <w:tcMar>
+              <w:top w:w="57" w:type="dxa"/>
+              <w:left w:w="57" w:type="dxa"/>
+              <w:bottom w:w="57" w:type="dxa"/>
+              <w:right w:w="57" w:type="dxa"/>
+            </w:tcMar>
+          </w:tcPr>
+          <w:p>
+            <w:r>
+              <w:rPr>
+                <w:rFonts w:ascii="Arial" w:hAnsi="Arial" w:cs="Arial"/>
+                <w:color w:val="000000"/>
+                <w:sz w:val="20"/>
+              </w:rPr>
               <w:t>Bab 2: Good Shots</w:t>
             </w:r>
           </w:p>
@@ -516,9 +1016,20 @@
         <w:tc>
           <w:tcPr>
             <w:tcW w:type="dxa" w:w="4513"/>
-          </w:tcPr>
-          <w:p>
-            <w:r>
+            <w:tcMar>
+              <w:top w:w="57" w:type="dxa"/>
+              <w:left w:w="57" w:type="dxa"/>
+              <w:bottom w:w="57" w:type="dxa"/>
+              <w:right w:w="57" w:type="dxa"/>
+            </w:tcMar>
+          </w:tcPr>
+          <w:p>
+            <w:r>
+              <w:rPr>
+                <w:rFonts w:ascii="Arial" w:hAnsi="Arial" w:cs="Arial"/>
+                <w:color w:val="000000"/>
+                <w:sz w:val="20"/>
+              </w:rPr>
               <w:t>1. Penilaian Semula Shot dalam Konteks Sequence</w:t>
               <w:br/>
               <w:t>2. Contoh Studio: Isu Continuity</w:t>
@@ -527,12 +1038,26 @@
         </w:tc>
       </w:tr>
       <w:tr>
-        <w:tc>
-          <w:tcPr>
-            <w:tcW w:type="dxa" w:w="4513"/>
-          </w:tcPr>
-          <w:p>
-            <w:r>
+        <w:trPr>
+          <w:cantSplit w:val="true"/>
+        </w:trPr>
+        <w:tc>
+          <w:tcPr>
+            <w:tcW w:type="dxa" w:w="4513"/>
+            <w:tcMar>
+              <w:top w:w="57" w:type="dxa"/>
+              <w:left w:w="57" w:type="dxa"/>
+              <w:bottom w:w="57" w:type="dxa"/>
+              <w:right w:w="57" w:type="dxa"/>
+            </w:tcMar>
+          </w:tcPr>
+          <w:p>
+            <w:r>
+              <w:rPr>
+                <w:rFonts w:ascii="Arial" w:hAnsi="Arial" w:cs="Arial"/>
+                <w:color w:val="000000"/>
+                <w:sz w:val="20"/>
+              </w:rPr>
               <w:t>Bab 3: Script</w:t>
             </w:r>
           </w:p>
@@ -540,9 +1065,20 @@
         <w:tc>
           <w:tcPr>
             <w:tcW w:type="dxa" w:w="4513"/>
-          </w:tcPr>
-          <w:p>
-            <w:r>
+            <w:tcMar>
+              <w:top w:w="57" w:type="dxa"/>
+              <w:left w:w="57" w:type="dxa"/>
+              <w:bottom w:w="57" w:type="dxa"/>
+              <w:right w:w="57" w:type="dxa"/>
+            </w:tcMar>
+          </w:tcPr>
+          <w:p>
+            <w:r>
+              <w:rPr>
+                <w:rFonts w:ascii="Arial" w:hAnsi="Arial" w:cs="Arial"/>
+                <w:color w:val="000000"/>
+                <w:sz w:val="20"/>
+              </w:rPr>
               <w:t>1. Skrip sebagai Rujukan Turutan</w:t>
               <w:br/>
               <w:t>2. Penanda Aras Kelengkapan</w:t>
@@ -551,12 +1087,26 @@
         </w:tc>
       </w:tr>
       <w:tr>
-        <w:tc>
-          <w:tcPr>
-            <w:tcW w:type="dxa" w:w="4513"/>
-          </w:tcPr>
-          <w:p>
-            <w:r>
+        <w:trPr>
+          <w:cantSplit w:val="true"/>
+        </w:trPr>
+        <w:tc>
+          <w:tcPr>
+            <w:tcW w:type="dxa" w:w="4513"/>
+            <w:tcMar>
+              <w:top w:w="57" w:type="dxa"/>
+              <w:left w:w="57" w:type="dxa"/>
+              <w:bottom w:w="57" w:type="dxa"/>
+              <w:right w:w="57" w:type="dxa"/>
+            </w:tcMar>
+          </w:tcPr>
+          <w:p>
+            <w:r>
+              <w:rPr>
+                <w:rFonts w:ascii="Arial" w:hAnsi="Arial" w:cs="Arial"/>
+                <w:color w:val="000000"/>
+                <w:sz w:val="20"/>
+              </w:rPr>
               <w:t>Bab 4: Shooting Board</w:t>
             </w:r>
           </w:p>
@@ -564,9 +1114,20 @@
         <w:tc>
           <w:tcPr>
             <w:tcW w:type="dxa" w:w="4513"/>
-          </w:tcPr>
-          <w:p>
-            <w:r>
+            <w:tcMar>
+              <w:top w:w="57" w:type="dxa"/>
+              <w:left w:w="57" w:type="dxa"/>
+              <w:bottom w:w="57" w:type="dxa"/>
+              <w:right w:w="57" w:type="dxa"/>
+            </w:tcMar>
+          </w:tcPr>
+          <w:p>
+            <w:r>
+              <w:rPr>
+                <w:rFonts w:ascii="Arial" w:hAnsi="Arial" w:cs="Arial"/>
+                <w:color w:val="000000"/>
+                <w:sz w:val="20"/>
+              </w:rPr>
               <w:t>1. Pengesahan Susunan Shot</w:t>
               <w:br/>
               <w:t>2. Contoh Studio: Adegan Kompleks</w:t>
@@ -575,12 +1136,26 @@
         </w:tc>
       </w:tr>
       <w:tr>
-        <w:tc>
-          <w:tcPr>
-            <w:tcW w:type="dxa" w:w="4513"/>
-          </w:tcPr>
-          <w:p>
-            <w:r>
+        <w:trPr>
+          <w:cantSplit w:val="true"/>
+        </w:trPr>
+        <w:tc>
+          <w:tcPr>
+            <w:tcW w:type="dxa" w:w="4513"/>
+            <w:tcMar>
+              <w:top w:w="57" w:type="dxa"/>
+              <w:left w:w="57" w:type="dxa"/>
+              <w:bottom w:w="57" w:type="dxa"/>
+              <w:right w:w="57" w:type="dxa"/>
+            </w:tcMar>
+          </w:tcPr>
+          <w:p>
+            <w:r>
+              <w:rPr>
+                <w:rFonts w:ascii="Arial" w:hAnsi="Arial" w:cs="Arial"/>
+                <w:color w:val="000000"/>
+                <w:sz w:val="20"/>
+              </w:rPr>
               <w:t>Bab 5: Editing Software</w:t>
             </w:r>
           </w:p>
@@ -588,9 +1163,20 @@
         <w:tc>
           <w:tcPr>
             <w:tcW w:type="dxa" w:w="4513"/>
-          </w:tcPr>
-          <w:p>
-            <w:r>
+            <w:tcMar>
+              <w:top w:w="57" w:type="dxa"/>
+              <w:left w:w="57" w:type="dxa"/>
+              <w:bottom w:w="57" w:type="dxa"/>
+              <w:right w:w="57" w:type="dxa"/>
+            </w:tcMar>
+          </w:tcPr>
+          <w:p>
+            <w:r>
+              <w:rPr>
+                <w:rFonts w:ascii="Arial" w:hAnsi="Arial" w:cs="Arial"/>
+                <w:color w:val="000000"/>
+                <w:sz w:val="20"/>
+              </w:rPr>
               <w:t>1. Ciri Utama Perisian NLE</w:t>
               <w:br/>
               <w:t>2. Kemahiran Teras Trim</w:t>
@@ -601,22 +1187,38 @@
     </w:tbl>
     <w:p/>
     <w:p>
+      <w:pPr>
+        <w:spacing w:before="120" w:after="120" w:line="276" w:lineRule="auto"/>
+        <w:jc w:val="left"/>
+      </w:pPr>
       <w:r>
         <w:rPr>
+          <w:rFonts w:ascii="Arial" w:hAnsi="Arial" w:cs="Arial"/>
           <w:b/>
-          <w:sz w:val="24"/>
+          <w:color w:val="000000"/>
+          <w:sz w:val="22"/>
         </w:rPr>
         <w:t>Aktiviti Kerja 3: Perform sequence timeline repairing  (IT-072-3:2012-C03-W03)</w:t>
       </w:r>
     </w:p>
     <w:p>
+      <w:pPr>
+        <w:spacing w:line="276" w:lineRule="auto" w:after="120"/>
+        <w:jc w:val="left"/>
+      </w:pPr>
       <w:r>
+        <w:rPr>
+          <w:rFonts w:ascii="Arial" w:hAnsi="Arial" w:cs="Arial"/>
+          <w:color w:val="000000"/>
+          <w:sz w:val="22"/>
+        </w:rPr>
         <w:t>Rangka topik (Bab dan sub-topik):</w:t>
       </w:r>
     </w:p>
     <w:tbl>
       <w:tblPr>
         <w:tblW w:type="auto" w:w="0"/>
+        <w:tblLayout w:type="autofit"/>
         <w:tblLook w:firstColumn="1" w:firstRow="1" w:lastColumn="0" w:lastRow="0" w:noHBand="0" w:noVBand="1" w:val="04A0"/>
       </w:tblPr>
       <w:tblGrid>
@@ -624,14 +1226,28 @@
         <w:gridCol w:w="4513"/>
       </w:tblGrid>
       <w:tr>
-        <w:tc>
-          <w:tcPr>
-            <w:tcW w:type="dxa" w:w="4513"/>
-          </w:tcPr>
-          <w:p>
-            <w:r>
-              <w:rPr>
+        <w:trPr>
+          <w:tblHeader w:val="true"/>
+          <w:cantSplit w:val="true"/>
+        </w:trPr>
+        <w:tc>
+          <w:tcPr>
+            <w:tcW w:type="dxa" w:w="4513"/>
+            <w:tcMar>
+              <w:top w:w="57" w:type="dxa"/>
+              <w:left w:w="57" w:type="dxa"/>
+              <w:bottom w:w="57" w:type="dxa"/>
+              <w:right w:w="57" w:type="dxa"/>
+            </w:tcMar>
+            <w:shd w:val="clear" w:color="auto" w:fill="D9D9D9"/>
+          </w:tcPr>
+          <w:p>
+            <w:r>
+              <w:rPr>
+                <w:rFonts w:ascii="Arial" w:hAnsi="Arial" w:cs="Arial"/>
                 <w:b/>
+                <w:color w:val="000000"/>
+                <w:sz w:val="20"/>
               </w:rPr>
               <w:t>Bab</w:t>
             </w:r>
@@ -640,11 +1256,21 @@
         <w:tc>
           <w:tcPr>
             <w:tcW w:type="dxa" w:w="4513"/>
-          </w:tcPr>
-          <w:p>
-            <w:r>
-              <w:rPr>
+            <w:tcMar>
+              <w:top w:w="57" w:type="dxa"/>
+              <w:left w:w="57" w:type="dxa"/>
+              <w:bottom w:w="57" w:type="dxa"/>
+              <w:right w:w="57" w:type="dxa"/>
+            </w:tcMar>
+            <w:shd w:val="clear" w:color="auto" w:fill="D9D9D9"/>
+          </w:tcPr>
+          <w:p>
+            <w:r>
+              <w:rPr>
+                <w:rFonts w:ascii="Arial" w:hAnsi="Arial" w:cs="Arial"/>
                 <w:b/>
+                <w:color w:val="000000"/>
+                <w:sz w:val="20"/>
               </w:rPr>
               <w:t>Sub-topik</w:t>
             </w:r>
@@ -652,12 +1278,26 @@
         </w:tc>
       </w:tr>
       <w:tr>
-        <w:tc>
-          <w:tcPr>
-            <w:tcW w:type="dxa" w:w="4513"/>
-          </w:tcPr>
-          <w:p>
-            <w:r>
+        <w:trPr>
+          <w:cantSplit w:val="true"/>
+        </w:trPr>
+        <w:tc>
+          <w:tcPr>
+            <w:tcW w:type="dxa" w:w="4513"/>
+            <w:tcMar>
+              <w:top w:w="57" w:type="dxa"/>
+              <w:left w:w="57" w:type="dxa"/>
+              <w:bottom w:w="57" w:type="dxa"/>
+              <w:right w:w="57" w:type="dxa"/>
+            </w:tcMar>
+          </w:tcPr>
+          <w:p>
+            <w:r>
+              <w:rPr>
+                <w:rFonts w:ascii="Arial" w:hAnsi="Arial" w:cs="Arial"/>
+                <w:color w:val="000000"/>
+                <w:sz w:val="20"/>
+              </w:rPr>
               <w:t>Bab 1: Technique of Editing</w:t>
             </w:r>
           </w:p>
@@ -665,9 +1305,20 @@
         <w:tc>
           <w:tcPr>
             <w:tcW w:type="dxa" w:w="4513"/>
-          </w:tcPr>
-          <w:p>
-            <w:r>
+            <w:tcMar>
+              <w:top w:w="57" w:type="dxa"/>
+              <w:left w:w="57" w:type="dxa"/>
+              <w:bottom w:w="57" w:type="dxa"/>
+              <w:right w:w="57" w:type="dxa"/>
+            </w:tcMar>
+          </w:tcPr>
+          <w:p>
+            <w:r>
+              <w:rPr>
+                <w:rFonts w:ascii="Arial" w:hAnsi="Arial" w:cs="Arial"/>
+                <w:color w:val="000000"/>
+                <w:sz w:val="20"/>
+              </w:rPr>
               <w:t>1. Penilaian Semula Teknik Editing</w:t>
               <w:br/>
               <w:t>2. Contoh Studio: Montage Tidak Sepadan Tempo</w:t>
@@ -676,12 +1327,26 @@
         </w:tc>
       </w:tr>
       <w:tr>
-        <w:tc>
-          <w:tcPr>
-            <w:tcW w:type="dxa" w:w="4513"/>
-          </w:tcPr>
-          <w:p>
-            <w:r>
+        <w:trPr>
+          <w:cantSplit w:val="true"/>
+        </w:trPr>
+        <w:tc>
+          <w:tcPr>
+            <w:tcW w:type="dxa" w:w="4513"/>
+            <w:tcMar>
+              <w:top w:w="57" w:type="dxa"/>
+              <w:left w:w="57" w:type="dxa"/>
+              <w:bottom w:w="57" w:type="dxa"/>
+              <w:right w:w="57" w:type="dxa"/>
+            </w:tcMar>
+          </w:tcPr>
+          <w:p>
+            <w:r>
+              <w:rPr>
+                <w:rFonts w:ascii="Arial" w:hAnsi="Arial" w:cs="Arial"/>
+                <w:color w:val="000000"/>
+                <w:sz w:val="20"/>
+              </w:rPr>
               <w:t>Bab 2: Good Shots</w:t>
             </w:r>
           </w:p>
@@ -689,9 +1354,20 @@
         <w:tc>
           <w:tcPr>
             <w:tcW w:type="dxa" w:w="4513"/>
-          </w:tcPr>
-          <w:p>
-            <w:r>
+            <w:tcMar>
+              <w:top w:w="57" w:type="dxa"/>
+              <w:left w:w="57" w:type="dxa"/>
+              <w:bottom w:w="57" w:type="dxa"/>
+              <w:right w:w="57" w:type="dxa"/>
+            </w:tcMar>
+          </w:tcPr>
+          <w:p>
+            <w:r>
+              <w:rPr>
+                <w:rFonts w:ascii="Arial" w:hAnsi="Arial" w:cs="Arial"/>
+                <w:color w:val="000000"/>
+                <w:sz w:val="20"/>
+              </w:rPr>
               <w:t>1. Penilaian Semula dalam Konteks Sequence Penuh</w:t>
               <w:br/>
               <w:t>2. Contoh Studio: Kelemahan yang Terserlah</w:t>
@@ -700,12 +1376,26 @@
         </w:tc>
       </w:tr>
       <w:tr>
-        <w:tc>
-          <w:tcPr>
-            <w:tcW w:type="dxa" w:w="4513"/>
-          </w:tcPr>
-          <w:p>
-            <w:r>
+        <w:trPr>
+          <w:cantSplit w:val="true"/>
+        </w:trPr>
+        <w:tc>
+          <w:tcPr>
+            <w:tcW w:type="dxa" w:w="4513"/>
+            <w:tcMar>
+              <w:top w:w="57" w:type="dxa"/>
+              <w:left w:w="57" w:type="dxa"/>
+              <w:bottom w:w="57" w:type="dxa"/>
+              <w:right w:w="57" w:type="dxa"/>
+            </w:tcMar>
+          </w:tcPr>
+          <w:p>
+            <w:r>
+              <w:rPr>
+                <w:rFonts w:ascii="Arial" w:hAnsi="Arial" w:cs="Arial"/>
+                <w:color w:val="000000"/>
+                <w:sz w:val="20"/>
+              </w:rPr>
               <w:t>Bab 3: Script</w:t>
             </w:r>
           </w:p>
@@ -713,9 +1403,20 @@
         <w:tc>
           <w:tcPr>
             <w:tcW w:type="dxa" w:w="4513"/>
-          </w:tcPr>
-          <w:p>
-            <w:r>
+            <w:tcMar>
+              <w:top w:w="57" w:type="dxa"/>
+              <w:left w:w="57" w:type="dxa"/>
+              <w:bottom w:w="57" w:type="dxa"/>
+              <w:right w:w="57" w:type="dxa"/>
+            </w:tcMar>
+          </w:tcPr>
+          <w:p>
+            <w:r>
+              <w:rPr>
+                <w:rFonts w:ascii="Arial" w:hAnsi="Arial" w:cs="Arial"/>
+                <w:color w:val="000000"/>
+                <w:sz w:val="20"/>
+              </w:rPr>
               <w:t>1. Skrip sebagai Senarai Semak</w:t>
               <w:br/>
               <w:t>2. Tujuan Semakan</w:t>
@@ -724,12 +1425,26 @@
         </w:tc>
       </w:tr>
       <w:tr>
-        <w:tc>
-          <w:tcPr>
-            <w:tcW w:type="dxa" w:w="4513"/>
-          </w:tcPr>
-          <w:p>
-            <w:r>
+        <w:trPr>
+          <w:cantSplit w:val="true"/>
+        </w:trPr>
+        <w:tc>
+          <w:tcPr>
+            <w:tcW w:type="dxa" w:w="4513"/>
+            <w:tcMar>
+              <w:top w:w="57" w:type="dxa"/>
+              <w:left w:w="57" w:type="dxa"/>
+              <w:bottom w:w="57" w:type="dxa"/>
+              <w:right w:w="57" w:type="dxa"/>
+            </w:tcMar>
+          </w:tcPr>
+          <w:p>
+            <w:r>
+              <w:rPr>
+                <w:rFonts w:ascii="Arial" w:hAnsi="Arial" w:cs="Arial"/>
+                <w:color w:val="000000"/>
+                <w:sz w:val="20"/>
+              </w:rPr>
               <w:t>Bab 4: Shooting Board</w:t>
             </w:r>
           </w:p>
@@ -737,9 +1452,20 @@
         <w:tc>
           <w:tcPr>
             <w:tcW w:type="dxa" w:w="4513"/>
-          </w:tcPr>
-          <w:p>
-            <w:r>
+            <w:tcMar>
+              <w:top w:w="57" w:type="dxa"/>
+              <w:left w:w="57" w:type="dxa"/>
+              <w:bottom w:w="57" w:type="dxa"/>
+              <w:right w:w="57" w:type="dxa"/>
+            </w:tcMar>
+          </w:tcPr>
+          <w:p>
+            <w:r>
+              <w:rPr>
+                <w:rFonts w:ascii="Arial" w:hAnsi="Arial" w:cs="Arial"/>
+                <w:color w:val="000000"/>
+                <w:sz w:val="20"/>
+              </w:rPr>
               <w:t>1. Fungsi Pengesahan</w:t>
               <w:br/>
               <w:t>2. Contoh Studio: Adegan Kompleks</w:t>
@@ -748,12 +1474,26 @@
         </w:tc>
       </w:tr>
       <w:tr>
-        <w:tc>
-          <w:tcPr>
-            <w:tcW w:type="dxa" w:w="4513"/>
-          </w:tcPr>
-          <w:p>
-            <w:r>
+        <w:trPr>
+          <w:cantSplit w:val="true"/>
+        </w:trPr>
+        <w:tc>
+          <w:tcPr>
+            <w:tcW w:type="dxa" w:w="4513"/>
+            <w:tcMar>
+              <w:top w:w="57" w:type="dxa"/>
+              <w:left w:w="57" w:type="dxa"/>
+              <w:bottom w:w="57" w:type="dxa"/>
+              <w:right w:w="57" w:type="dxa"/>
+            </w:tcMar>
+          </w:tcPr>
+          <w:p>
+            <w:r>
+              <w:rPr>
+                <w:rFonts w:ascii="Arial" w:hAnsi="Arial" w:cs="Arial"/>
+                <w:color w:val="000000"/>
+                <w:sz w:val="20"/>
+              </w:rPr>
               <w:t>Bab 5: Editing Software</w:t>
             </w:r>
           </w:p>
@@ -761,9 +1501,20 @@
         <w:tc>
           <w:tcPr>
             <w:tcW w:type="dxa" w:w="4513"/>
-          </w:tcPr>
-          <w:p>
-            <w:r>
+            <w:tcMar>
+              <w:top w:w="57" w:type="dxa"/>
+              <w:left w:w="57" w:type="dxa"/>
+              <w:bottom w:w="57" w:type="dxa"/>
+              <w:right w:w="57" w:type="dxa"/>
+            </w:tcMar>
+          </w:tcPr>
+          <w:p>
+            <w:r>
+              <w:rPr>
+                <w:rFonts w:ascii="Arial" w:hAnsi="Arial" w:cs="Arial"/>
+                <w:color w:val="000000"/>
+                <w:sz w:val="20"/>
+              </w:rPr>
               <w:t>1. Operasi Trim Lanjutan</w:t>
               <w:br/>
               <w:t>2. Kefasihan Merentas Perisian</w:t>
@@ -772,12 +1523,26 @@
         </w:tc>
       </w:tr>
       <w:tr>
-        <w:tc>
-          <w:tcPr>
-            <w:tcW w:type="dxa" w:w="4513"/>
-          </w:tcPr>
-          <w:p>
-            <w:r>
+        <w:trPr>
+          <w:cantSplit w:val="true"/>
+        </w:trPr>
+        <w:tc>
+          <w:tcPr>
+            <w:tcW w:type="dxa" w:w="4513"/>
+            <w:tcMar>
+              <w:top w:w="57" w:type="dxa"/>
+              <w:left w:w="57" w:type="dxa"/>
+              <w:bottom w:w="57" w:type="dxa"/>
+              <w:right w:w="57" w:type="dxa"/>
+            </w:tcMar>
+          </w:tcPr>
+          <w:p>
+            <w:r>
+              <w:rPr>
+                <w:rFonts w:ascii="Arial" w:hAnsi="Arial" w:cs="Arial"/>
+                <w:color w:val="000000"/>
+                <w:sz w:val="20"/>
+              </w:rPr>
               <w:t>Bab 6: Timeline Trimming</w:t>
             </w:r>
           </w:p>
@@ -785,9 +1550,20 @@
         <w:tc>
           <w:tcPr>
             <w:tcW w:type="dxa" w:w="4513"/>
-          </w:tcPr>
-          <w:p>
-            <w:r>
+            <w:tcMar>
+              <w:top w:w="57" w:type="dxa"/>
+              <w:left w:w="57" w:type="dxa"/>
+              <w:bottom w:w="57" w:type="dxa"/>
+              <w:right w:w="57" w:type="dxa"/>
+            </w:tcMar>
+          </w:tcPr>
+          <w:p>
+            <w:r>
+              <w:rPr>
+                <w:rFonts w:ascii="Arial" w:hAnsi="Arial" w:cs="Arial"/>
+                <w:color w:val="000000"/>
+                <w:sz w:val="20"/>
+              </w:rPr>
               <w:t>1. Empat Aspek Timeline Trimming</w:t>
               <w:br/>
               <w:t>2. Amalan Studio: Safety Copy</w:t>
@@ -798,22 +1574,38 @@
     </w:tbl>
     <w:p/>
     <w:p>
+      <w:pPr>
+        <w:spacing w:before="120" w:after="120" w:line="276" w:lineRule="auto"/>
+        <w:jc w:val="left"/>
+      </w:pPr>
       <w:r>
         <w:rPr>
+          <w:rFonts w:ascii="Arial" w:hAnsi="Arial" w:cs="Arial"/>
           <w:b/>
-          <w:sz w:val="24"/>
+          <w:color w:val="000000"/>
+          <w:sz w:val="22"/>
         </w:rPr>
         <w:t>Aktiviti Kerja 4: Apply Audio Visual (AV) elements  (IT-072-3:2012-C03-W04)</w:t>
       </w:r>
     </w:p>
     <w:p>
+      <w:pPr>
+        <w:spacing w:line="276" w:lineRule="auto" w:after="120"/>
+        <w:jc w:val="left"/>
+      </w:pPr>
       <w:r>
+        <w:rPr>
+          <w:rFonts w:ascii="Arial" w:hAnsi="Arial" w:cs="Arial"/>
+          <w:color w:val="000000"/>
+          <w:sz w:val="22"/>
+        </w:rPr>
         <w:t>Rangka topik (Bab dan sub-topik):</w:t>
       </w:r>
     </w:p>
     <w:tbl>
       <w:tblPr>
         <w:tblW w:type="auto" w:w="0"/>
+        <w:tblLayout w:type="autofit"/>
         <w:tblLook w:firstColumn="1" w:firstRow="1" w:lastColumn="0" w:lastRow="0" w:noHBand="0" w:noVBand="1" w:val="04A0"/>
       </w:tblPr>
       <w:tblGrid>
@@ -821,14 +1613,28 @@
         <w:gridCol w:w="4513"/>
       </w:tblGrid>
       <w:tr>
-        <w:tc>
-          <w:tcPr>
-            <w:tcW w:type="dxa" w:w="4513"/>
-          </w:tcPr>
-          <w:p>
-            <w:r>
-              <w:rPr>
+        <w:trPr>
+          <w:tblHeader w:val="true"/>
+          <w:cantSplit w:val="true"/>
+        </w:trPr>
+        <w:tc>
+          <w:tcPr>
+            <w:tcW w:type="dxa" w:w="4513"/>
+            <w:tcMar>
+              <w:top w:w="57" w:type="dxa"/>
+              <w:left w:w="57" w:type="dxa"/>
+              <w:bottom w:w="57" w:type="dxa"/>
+              <w:right w:w="57" w:type="dxa"/>
+            </w:tcMar>
+            <w:shd w:val="clear" w:color="auto" w:fill="D9D9D9"/>
+          </w:tcPr>
+          <w:p>
+            <w:r>
+              <w:rPr>
+                <w:rFonts w:ascii="Arial" w:hAnsi="Arial" w:cs="Arial"/>
                 <w:b/>
+                <w:color w:val="000000"/>
+                <w:sz w:val="20"/>
               </w:rPr>
               <w:t>Bab</w:t>
             </w:r>
@@ -837,11 +1643,21 @@
         <w:tc>
           <w:tcPr>
             <w:tcW w:type="dxa" w:w="4513"/>
-          </w:tcPr>
-          <w:p>
-            <w:r>
-              <w:rPr>
+            <w:tcMar>
+              <w:top w:w="57" w:type="dxa"/>
+              <w:left w:w="57" w:type="dxa"/>
+              <w:bottom w:w="57" w:type="dxa"/>
+              <w:right w:w="57" w:type="dxa"/>
+            </w:tcMar>
+            <w:shd w:val="clear" w:color="auto" w:fill="D9D9D9"/>
+          </w:tcPr>
+          <w:p>
+            <w:r>
+              <w:rPr>
+                <w:rFonts w:ascii="Arial" w:hAnsi="Arial" w:cs="Arial"/>
                 <w:b/>
+                <w:color w:val="000000"/>
+                <w:sz w:val="20"/>
               </w:rPr>
               <w:t>Sub-topik</w:t>
             </w:r>
@@ -849,12 +1665,26 @@
         </w:tc>
       </w:tr>
       <w:tr>
-        <w:tc>
-          <w:tcPr>
-            <w:tcW w:type="dxa" w:w="4513"/>
-          </w:tcPr>
-          <w:p>
-            <w:r>
+        <w:trPr>
+          <w:cantSplit w:val="true"/>
+        </w:trPr>
+        <w:tc>
+          <w:tcPr>
+            <w:tcW w:type="dxa" w:w="4513"/>
+            <w:tcMar>
+              <w:top w:w="57" w:type="dxa"/>
+              <w:left w:w="57" w:type="dxa"/>
+              <w:bottom w:w="57" w:type="dxa"/>
+              <w:right w:w="57" w:type="dxa"/>
+            </w:tcMar>
+          </w:tcPr>
+          <w:p>
+            <w:r>
+              <w:rPr>
+                <w:rFonts w:ascii="Arial" w:hAnsi="Arial" w:cs="Arial"/>
+                <w:color w:val="000000"/>
+                <w:sz w:val="20"/>
+              </w:rPr>
               <w:t>Bab 1: Audio Visual (AV) Elements</w:t>
             </w:r>
           </w:p>
@@ -862,9 +1692,20 @@
         <w:tc>
           <w:tcPr>
             <w:tcW w:type="dxa" w:w="4513"/>
-          </w:tcPr>
-          <w:p>
-            <w:r>
+            <w:tcMar>
+              <w:top w:w="57" w:type="dxa"/>
+              <w:left w:w="57" w:type="dxa"/>
+              <w:bottom w:w="57" w:type="dxa"/>
+              <w:right w:w="57" w:type="dxa"/>
+            </w:tcMar>
+          </w:tcPr>
+          <w:p>
+            <w:r>
+              <w:rPr>
+                <w:rFonts w:ascii="Arial" w:hAnsi="Arial" w:cs="Arial"/>
+                <w:color w:val="000000"/>
+                <w:sz w:val="20"/>
+              </w:rPr>
               <w:t>1. Lima Kategori Elemen AV</w:t>
               <w:br/>
               <w:t>2. Contoh Studio: Penggunaan Placeholder</w:t>
@@ -873,12 +1714,26 @@
         </w:tc>
       </w:tr>
       <w:tr>
-        <w:tc>
-          <w:tcPr>
-            <w:tcW w:type="dxa" w:w="4513"/>
-          </w:tcPr>
-          <w:p>
-            <w:r>
+        <w:trPr>
+          <w:cantSplit w:val="true"/>
+        </w:trPr>
+        <w:tc>
+          <w:tcPr>
+            <w:tcW w:type="dxa" w:w="4513"/>
+            <w:tcMar>
+              <w:top w:w="57" w:type="dxa"/>
+              <w:left w:w="57" w:type="dxa"/>
+              <w:bottom w:w="57" w:type="dxa"/>
+              <w:right w:w="57" w:type="dxa"/>
+            </w:tcMar>
+          </w:tcPr>
+          <w:p>
+            <w:r>
+              <w:rPr>
+                <w:rFonts w:ascii="Arial" w:hAnsi="Arial" w:cs="Arial"/>
+                <w:color w:val="000000"/>
+                <w:sz w:val="20"/>
+              </w:rPr>
               <w:t>Bab 2: Audio Visual (AV) Specification</w:t>
             </w:r>
           </w:p>
@@ -886,9 +1741,20 @@
         <w:tc>
           <w:tcPr>
             <w:tcW w:type="dxa" w:w="4513"/>
-          </w:tcPr>
-          <w:p>
-            <w:r>
+            <w:tcMar>
+              <w:top w:w="57" w:type="dxa"/>
+              <w:left w:w="57" w:type="dxa"/>
+              <w:bottom w:w="57" w:type="dxa"/>
+              <w:right w:w="57" w:type="dxa"/>
+            </w:tcMar>
+          </w:tcPr>
+          <w:p>
+            <w:r>
+              <w:rPr>
+                <w:rFonts w:ascii="Arial" w:hAnsi="Arial" w:cs="Arial"/>
+                <w:color w:val="000000"/>
+                <w:sz w:val="20"/>
+              </w:rPr>
               <w:t>1. Perbandingan Spesifikasi AV</w:t>
               <w:br/>
               <w:t>2. Contoh Studio: Kesan Kesilapan Spesifikasi</w:t>
@@ -899,22 +1765,38 @@
     </w:tbl>
     <w:p/>
     <w:p>
+      <w:pPr>
+        <w:spacing w:before="120" w:after="120" w:line="276" w:lineRule="auto"/>
+        <w:jc w:val="left"/>
+      </w:pPr>
       <w:r>
         <w:rPr>
+          <w:rFonts w:ascii="Arial" w:hAnsi="Arial" w:cs="Arial"/>
           <w:b/>
-          <w:sz w:val="24"/>
+          <w:color w:val="000000"/>
+          <w:sz w:val="22"/>
         </w:rPr>
         <w:t>Aktiviti Kerja 5: Produce final offline  (IT-072-3:2012-C03-W05)</w:t>
       </w:r>
     </w:p>
     <w:p>
+      <w:pPr>
+        <w:spacing w:line="276" w:lineRule="auto" w:after="120"/>
+        <w:jc w:val="left"/>
+      </w:pPr>
       <w:r>
+        <w:rPr>
+          <w:rFonts w:ascii="Arial" w:hAnsi="Arial" w:cs="Arial"/>
+          <w:color w:val="000000"/>
+          <w:sz w:val="22"/>
+        </w:rPr>
         <w:t>Rangka topik (Bab dan sub-topik):</w:t>
       </w:r>
     </w:p>
     <w:tbl>
       <w:tblPr>
         <w:tblW w:type="auto" w:w="0"/>
+        <w:tblLayout w:type="autofit"/>
         <w:tblLook w:firstColumn="1" w:firstRow="1" w:lastColumn="0" w:lastRow="0" w:noHBand="0" w:noVBand="1" w:val="04A0"/>
       </w:tblPr>
       <w:tblGrid>
@@ -922,14 +1804,28 @@
         <w:gridCol w:w="4513"/>
       </w:tblGrid>
       <w:tr>
-        <w:tc>
-          <w:tcPr>
-            <w:tcW w:type="dxa" w:w="4513"/>
-          </w:tcPr>
-          <w:p>
-            <w:r>
-              <w:rPr>
+        <w:trPr>
+          <w:tblHeader w:val="true"/>
+          <w:cantSplit w:val="true"/>
+        </w:trPr>
+        <w:tc>
+          <w:tcPr>
+            <w:tcW w:type="dxa" w:w="4513"/>
+            <w:tcMar>
+              <w:top w:w="57" w:type="dxa"/>
+              <w:left w:w="57" w:type="dxa"/>
+              <w:bottom w:w="57" w:type="dxa"/>
+              <w:right w:w="57" w:type="dxa"/>
+            </w:tcMar>
+            <w:shd w:val="clear" w:color="auto" w:fill="D9D9D9"/>
+          </w:tcPr>
+          <w:p>
+            <w:r>
+              <w:rPr>
+                <w:rFonts w:ascii="Arial" w:hAnsi="Arial" w:cs="Arial"/>
                 <w:b/>
+                <w:color w:val="000000"/>
+                <w:sz w:val="20"/>
               </w:rPr>
               <w:t>Bab</w:t>
             </w:r>
@@ -938,11 +1834,21 @@
         <w:tc>
           <w:tcPr>
             <w:tcW w:type="dxa" w:w="4513"/>
-          </w:tcPr>
-          <w:p>
-            <w:r>
-              <w:rPr>
+            <w:tcMar>
+              <w:top w:w="57" w:type="dxa"/>
+              <w:left w:w="57" w:type="dxa"/>
+              <w:bottom w:w="57" w:type="dxa"/>
+              <w:right w:w="57" w:type="dxa"/>
+            </w:tcMar>
+            <w:shd w:val="clear" w:color="auto" w:fill="D9D9D9"/>
+          </w:tcPr>
+          <w:p>
+            <w:r>
+              <w:rPr>
+                <w:rFonts w:ascii="Arial" w:hAnsi="Arial" w:cs="Arial"/>
                 <w:b/>
+                <w:color w:val="000000"/>
+                <w:sz w:val="20"/>
               </w:rPr>
               <w:t>Sub-topik</w:t>
             </w:r>
@@ -950,12 +1856,26 @@
         </w:tc>
       </w:tr>
       <w:tr>
-        <w:tc>
-          <w:tcPr>
-            <w:tcW w:type="dxa" w:w="4513"/>
-          </w:tcPr>
-          <w:p>
-            <w:r>
+        <w:trPr>
+          <w:cantSplit w:val="true"/>
+        </w:trPr>
+        <w:tc>
+          <w:tcPr>
+            <w:tcW w:type="dxa" w:w="4513"/>
+            <w:tcMar>
+              <w:top w:w="57" w:type="dxa"/>
+              <w:left w:w="57" w:type="dxa"/>
+              <w:bottom w:w="57" w:type="dxa"/>
+              <w:right w:w="57" w:type="dxa"/>
+            </w:tcMar>
+          </w:tcPr>
+          <w:p>
+            <w:r>
+              <w:rPr>
+                <w:rFonts w:ascii="Arial" w:hAnsi="Arial" w:cs="Arial"/>
+                <w:color w:val="000000"/>
+                <w:sz w:val="20"/>
+              </w:rPr>
               <w:t>Bab 1: Offline Timeline Project</w:t>
             </w:r>
           </w:p>
@@ -963,9 +1883,20 @@
         <w:tc>
           <w:tcPr>
             <w:tcW w:type="dxa" w:w="4513"/>
-          </w:tcPr>
-          <w:p>
-            <w:r>
+            <w:tcMar>
+              <w:top w:w="57" w:type="dxa"/>
+              <w:left w:w="57" w:type="dxa"/>
+              <w:bottom w:w="57" w:type="dxa"/>
+              <w:right w:w="57" w:type="dxa"/>
+            </w:tcMar>
+          </w:tcPr>
+          <w:p>
+            <w:r>
+              <w:rPr>
+                <w:rFonts w:ascii="Arial" w:hAnsi="Arial" w:cs="Arial"/>
+                <w:color w:val="000000"/>
+                <w:sz w:val="20"/>
+              </w:rPr>
               <w:t>1. Semakan Menyeluruh (Final Review)</w:t>
               <w:br/>
               <w:t>2. Kepentingan Mengunci Projek</w:t>
@@ -974,12 +1905,26 @@
         </w:tc>
       </w:tr>
       <w:tr>
-        <w:tc>
-          <w:tcPr>
-            <w:tcW w:type="dxa" w:w="4513"/>
-          </w:tcPr>
-          <w:p>
-            <w:r>
+        <w:trPr>
+          <w:cantSplit w:val="true"/>
+        </w:trPr>
+        <w:tc>
+          <w:tcPr>
+            <w:tcW w:type="dxa" w:w="4513"/>
+            <w:tcMar>
+              <w:top w:w="57" w:type="dxa"/>
+              <w:left w:w="57" w:type="dxa"/>
+              <w:bottom w:w="57" w:type="dxa"/>
+              <w:right w:w="57" w:type="dxa"/>
+            </w:tcMar>
+          </w:tcPr>
+          <w:p>
+            <w:r>
+              <w:rPr>
+                <w:rFonts w:ascii="Arial" w:hAnsi="Arial" w:cs="Arial"/>
+                <w:color w:val="000000"/>
+                <w:sz w:val="20"/>
+              </w:rPr>
               <w:t>Bab 2: Edit-Decision-List (EDL)</w:t>
             </w:r>
           </w:p>
@@ -987,9 +1932,20 @@
         <w:tc>
           <w:tcPr>
             <w:tcW w:type="dxa" w:w="4513"/>
-          </w:tcPr>
-          <w:p>
-            <w:r>
+            <w:tcMar>
+              <w:top w:w="57" w:type="dxa"/>
+              <w:left w:w="57" w:type="dxa"/>
+              <w:bottom w:w="57" w:type="dxa"/>
+              <w:right w:w="57" w:type="dxa"/>
+            </w:tcMar>
+          </w:tcPr>
+          <w:p>
+            <w:r>
+              <w:rPr>
+                <w:rFonts w:ascii="Arial" w:hAnsi="Arial" w:cs="Arial"/>
+                <w:color w:val="000000"/>
+                <w:sz w:val="20"/>
+              </w:rPr>
               <w:t>1. Definisi dan Fungsi EDL</w:t>
               <w:br/>
               <w:t>2. Proses Conform</w:t>
@@ -1000,12 +1956,26 @@
         </w:tc>
       </w:tr>
       <w:tr>
-        <w:tc>
-          <w:tcPr>
-            <w:tcW w:type="dxa" w:w="4513"/>
-          </w:tcPr>
-          <w:p>
-            <w:r>
+        <w:trPr>
+          <w:cantSplit w:val="true"/>
+        </w:trPr>
+        <w:tc>
+          <w:tcPr>
+            <w:tcW w:type="dxa" w:w="4513"/>
+            <w:tcMar>
+              <w:top w:w="57" w:type="dxa"/>
+              <w:left w:w="57" w:type="dxa"/>
+              <w:bottom w:w="57" w:type="dxa"/>
+              <w:right w:w="57" w:type="dxa"/>
+            </w:tcMar>
+          </w:tcPr>
+          <w:p>
+            <w:r>
+              <w:rPr>
+                <w:rFonts w:ascii="Arial" w:hAnsi="Arial" w:cs="Arial"/>
+                <w:color w:val="000000"/>
+                <w:sz w:val="20"/>
+              </w:rPr>
               <w:t>Bab 3: XML / AAF Import/Export Process</w:t>
             </w:r>
           </w:p>
@@ -1013,9 +1983,20 @@
         <w:tc>
           <w:tcPr>
             <w:tcW w:type="dxa" w:w="4513"/>
-          </w:tcPr>
-          <w:p>
-            <w:r>
+            <w:tcMar>
+              <w:top w:w="57" w:type="dxa"/>
+              <w:left w:w="57" w:type="dxa"/>
+              <w:bottom w:w="57" w:type="dxa"/>
+              <w:right w:w="57" w:type="dxa"/>
+            </w:tcMar>
+          </w:tcPr>
+          <w:p>
+            <w:r>
+              <w:rPr>
+                <w:rFonts w:ascii="Arial" w:hAnsi="Arial" w:cs="Arial"/>
+                <w:color w:val="000000"/>
+                <w:sz w:val="20"/>
+              </w:rPr>
               <w:t>1. Perbandingan Format XML dan AAF</w:t>
               <w:br/>
               <w:t>2. Contoh Studio: Kesilapan Pemilihan Format</w:t>
@@ -1024,12 +2005,26 @@
         </w:tc>
       </w:tr>
       <w:tr>
-        <w:tc>
-          <w:tcPr>
-            <w:tcW w:type="dxa" w:w="4513"/>
-          </w:tcPr>
-          <w:p>
-            <w:r>
+        <w:trPr>
+          <w:cantSplit w:val="true"/>
+        </w:trPr>
+        <w:tc>
+          <w:tcPr>
+            <w:tcW w:type="dxa" w:w="4513"/>
+            <w:tcMar>
+              <w:top w:w="57" w:type="dxa"/>
+              <w:left w:w="57" w:type="dxa"/>
+              <w:bottom w:w="57" w:type="dxa"/>
+              <w:right w:w="57" w:type="dxa"/>
+            </w:tcMar>
+          </w:tcPr>
+          <w:p>
+            <w:r>
+              <w:rPr>
+                <w:rFonts w:ascii="Arial" w:hAnsi="Arial" w:cs="Arial"/>
+                <w:color w:val="000000"/>
+                <w:sz w:val="20"/>
+              </w:rPr>
               <w:t>Bab 4: Editing Software</w:t>
             </w:r>
           </w:p>
@@ -1037,9 +2032,20 @@
         <w:tc>
           <w:tcPr>
             <w:tcW w:type="dxa" w:w="4513"/>
-          </w:tcPr>
-          <w:p>
-            <w:r>
+            <w:tcMar>
+              <w:top w:w="57" w:type="dxa"/>
+              <w:left w:w="57" w:type="dxa"/>
+              <w:bottom w:w="57" w:type="dxa"/>
+              <w:right w:w="57" w:type="dxa"/>
+            </w:tcMar>
+          </w:tcPr>
+          <w:p>
+            <w:r>
+              <w:rPr>
+                <w:rFonts w:ascii="Arial" w:hAnsi="Arial" w:cs="Arial"/>
+                <w:color w:val="000000"/>
+                <w:sz w:val="20"/>
+              </w:rPr>
               <w:t>1. Keserasian Format Mengikut Perisian</w:t>
               <w:br/>
               <w:t>2. Risiko Ketidakserasian Versi</w:t>
